--- a/Estudo de HTML e CSS.docx
+++ b/Estudo de HTML e CSS.docx
@@ -10524,7 +10524,7 @@
           <w:szCs w:val="22"/>
         </w:rPr>
         <w:pict w14:anchorId="08C63239">
-          <v:rect id="_x0000_i1073" style="width:0;height:1.5pt" o:hralign="center" o:hrstd="t" o:hr="t" fillcolor="#a0a0a0" stroked="f"/>
+          <v:rect id="_x0000_i1025" style="width:0;height:1.5pt" o:hralign="center" o:hrstd="t" o:hr="t" fillcolor="#a0a0a0" stroked="f"/>
         </w:pict>
       </w:r>
     </w:p>
@@ -10855,7 +10855,7 @@
         </w:rPr>
         <w:lastRenderedPageBreak/>
         <w:pict w14:anchorId="36817466">
-          <v:rect id="_x0000_i1074" style="width:0;height:1.5pt" o:hralign="center" o:hrstd="t" o:hr="t" fillcolor="#a0a0a0" stroked="f"/>
+          <v:rect id="_x0000_i1026" style="width:0;height:1.5pt" o:hralign="center" o:hrstd="t" o:hr="t" fillcolor="#a0a0a0" stroked="f"/>
         </w:pict>
       </w:r>
     </w:p>
@@ -11148,7 +11148,7 @@
           <w:szCs w:val="22"/>
         </w:rPr>
         <w:pict w14:anchorId="1F5B3B2B">
-          <v:rect id="_x0000_i1075" style="width:0;height:1.5pt" o:hralign="center" o:hrstd="t" o:hr="t" fillcolor="#a0a0a0" stroked="f"/>
+          <v:rect id="_x0000_i1027" style="width:0;height:1.5pt" o:hralign="center" o:hrstd="t" o:hr="t" fillcolor="#a0a0a0" stroked="f"/>
         </w:pict>
       </w:r>
     </w:p>
@@ -11425,7 +11425,7 @@
           <w:szCs w:val="22"/>
         </w:rPr>
         <w:pict w14:anchorId="09F9B525">
-          <v:rect id="_x0000_i1076" style="width:0;height:1.5pt" o:hralign="center" o:hrstd="t" o:hr="t" fillcolor="#a0a0a0" stroked="f"/>
+          <v:rect id="_x0000_i1028" style="width:0;height:1.5pt" o:hralign="center" o:hrstd="t" o:hr="t" fillcolor="#a0a0a0" stroked="f"/>
         </w:pict>
       </w:r>
     </w:p>
@@ -11665,7 +11665,7 @@
           <w:szCs w:val="22"/>
         </w:rPr>
         <w:pict w14:anchorId="4BA6FBB9">
-          <v:rect id="_x0000_i1077" style="width:0;height:1.5pt" o:hralign="center" o:hrstd="t" o:hr="t" fillcolor="#a0a0a0" stroked="f"/>
+          <v:rect id="_x0000_i1029" style="width:0;height:1.5pt" o:hralign="center" o:hrstd="t" o:hr="t" fillcolor="#a0a0a0" stroked="f"/>
         </w:pict>
       </w:r>
     </w:p>
@@ -11942,7 +11942,7 @@
           <w:szCs w:val="22"/>
         </w:rPr>
         <w:pict w14:anchorId="6013B349">
-          <v:rect id="_x0000_i1078" style="width:0;height:1.5pt" o:hralign="center" o:hrstd="t" o:hr="t" fillcolor="#a0a0a0" stroked="f"/>
+          <v:rect id="_x0000_i1030" style="width:0;height:1.5pt" o:hralign="center" o:hrstd="t" o:hr="t" fillcolor="#a0a0a0" stroked="f"/>
         </w:pict>
       </w:r>
     </w:p>
@@ -12209,7 +12209,7 @@
           <w:szCs w:val="22"/>
         </w:rPr>
         <w:pict w14:anchorId="6ED1D182">
-          <v:rect id="_x0000_i1079" style="width:0;height:1.5pt" o:hralign="center" o:hrstd="t" o:hr="t" fillcolor="#a0a0a0" stroked="f"/>
+          <v:rect id="_x0000_i1031" style="width:0;height:1.5pt" o:hralign="center" o:hrstd="t" o:hr="t" fillcolor="#a0a0a0" stroked="f"/>
         </w:pict>
       </w:r>
     </w:p>
@@ -12656,7 +12656,7 @@
           <w:szCs w:val="22"/>
         </w:rPr>
         <w:pict w14:anchorId="025F47D7">
-          <v:rect id="_x0000_i1080" style="width:0;height:1.5pt" o:hralign="center" o:hrstd="t" o:hr="t" fillcolor="#a0a0a0" stroked="f"/>
+          <v:rect id="_x0000_i1032" style="width:0;height:1.5pt" o:hralign="center" o:hrstd="t" o:hr="t" fillcolor="#a0a0a0" stroked="f"/>
         </w:pict>
       </w:r>
     </w:p>
@@ -13407,7 +13407,7 @@
           <w:szCs w:val="22"/>
         </w:rPr>
         <w:pict w14:anchorId="207FC3AB">
-          <v:rect id="_x0000_i1169" style="width:0;height:1.5pt" o:hralign="center" o:hrstd="t" o:hr="t" fillcolor="#a0a0a0" stroked="f"/>
+          <v:rect id="_x0000_i1033" style="width:0;height:1.5pt" o:hralign="center" o:hrstd="t" o:hr="t" fillcolor="#a0a0a0" stroked="f"/>
         </w:pict>
       </w:r>
     </w:p>
@@ -13773,7 +13773,7 @@
           <w:szCs w:val="22"/>
         </w:rPr>
         <w:pict w14:anchorId="60823709">
-          <v:rect id="_x0000_i1170" style="width:0;height:1.5pt" o:hralign="center" o:hrstd="t" o:hr="t" fillcolor="#a0a0a0" stroked="f"/>
+          <v:rect id="_x0000_i1034" style="width:0;height:1.5pt" o:hralign="center" o:hrstd="t" o:hr="t" fillcolor="#a0a0a0" stroked="f"/>
         </w:pict>
       </w:r>
     </w:p>
@@ -14038,7 +14038,7 @@
           <w:szCs w:val="22"/>
         </w:rPr>
         <w:pict w14:anchorId="7E862BC8">
-          <v:rect id="_x0000_i1171" style="width:0;height:1.5pt" o:hralign="center" o:hrstd="t" o:hr="t" fillcolor="#a0a0a0" stroked="f"/>
+          <v:rect id="_x0000_i1035" style="width:0;height:1.5pt" o:hralign="center" o:hrstd="t" o:hr="t" fillcolor="#a0a0a0" stroked="f"/>
         </w:pict>
       </w:r>
     </w:p>
@@ -14291,7 +14291,7 @@
           <w:szCs w:val="22"/>
         </w:rPr>
         <w:pict w14:anchorId="7C4A9DD9">
-          <v:rect id="_x0000_i1172" style="width:0;height:1.5pt" o:hralign="center" o:hrstd="t" o:hr="t" fillcolor="#a0a0a0" stroked="f"/>
+          <v:rect id="_x0000_i1036" style="width:0;height:1.5pt" o:hralign="center" o:hrstd="t" o:hr="t" fillcolor="#a0a0a0" stroked="f"/>
         </w:pict>
       </w:r>
     </w:p>
@@ -14701,7 +14701,7 @@
           <w:szCs w:val="22"/>
         </w:rPr>
         <w:pict w14:anchorId="55969A52">
-          <v:rect id="_x0000_i1173" style="width:0;height:1.5pt" o:hralign="center" o:hrstd="t" o:hr="t" fillcolor="#a0a0a0" stroked="f"/>
+          <v:rect id="_x0000_i1037" style="width:0;height:1.5pt" o:hralign="center" o:hrstd="t" o:hr="t" fillcolor="#a0a0a0" stroked="f"/>
         </w:pict>
       </w:r>
     </w:p>
@@ -14997,7 +14997,7 @@
           <w:szCs w:val="22"/>
         </w:rPr>
         <w:pict w14:anchorId="0DAB2BCF">
-          <v:rect id="_x0000_i1174" style="width:0;height:1.5pt" o:hralign="center" o:hrstd="t" o:hr="t" fillcolor="#a0a0a0" stroked="f"/>
+          <v:rect id="_x0000_i1038" style="width:0;height:1.5pt" o:hralign="center" o:hrstd="t" o:hr="t" fillcolor="#a0a0a0" stroked="f"/>
         </w:pict>
       </w:r>
     </w:p>
@@ -15248,7 +15248,7 @@
           <w:szCs w:val="22"/>
         </w:rPr>
         <w:pict w14:anchorId="7ABC6CE0">
-          <v:rect id="_x0000_i1175" style="width:0;height:1.5pt" o:hralign="center" o:hrstd="t" o:hr="t" fillcolor="#a0a0a0" stroked="f"/>
+          <v:rect id="_x0000_i1039" style="width:0;height:1.5pt" o:hralign="center" o:hrstd="t" o:hr="t" fillcolor="#a0a0a0" stroked="f"/>
         </w:pict>
       </w:r>
     </w:p>
@@ -15409,7 +15409,7 @@
           <w:szCs w:val="22"/>
         </w:rPr>
         <w:pict w14:anchorId="29A9D4EC">
-          <v:rect id="_x0000_i1176" style="width:0;height:1.5pt" o:hralign="center" o:hrstd="t" o:hr="t" fillcolor="#a0a0a0" stroked="f"/>
+          <v:rect id="_x0000_i1040" style="width:0;height:1.5pt" o:hralign="center" o:hrstd="t" o:hr="t" fillcolor="#a0a0a0" stroked="f"/>
         </w:pict>
       </w:r>
     </w:p>
@@ -15625,6 +15625,661 @@
         </w:rPr>
         <w:t>).</w:t>
       </w:r>
+    </w:p>
+    <w:p>
+      <w:pPr>
+        <w:spacing w:after="0" w:line="240" w:lineRule="auto"/>
+        <w:jc w:val="both"/>
+        <w:rPr>
+          <w:sz w:val="22"/>
+          <w:szCs w:val="22"/>
+        </w:rPr>
+      </w:pPr>
+    </w:p>
+    <w:p>
+      <w:pPr>
+        <w:spacing w:after="0" w:line="240" w:lineRule="auto"/>
+        <w:jc w:val="both"/>
+        <w:rPr>
+          <w:sz w:val="22"/>
+          <w:szCs w:val="22"/>
+        </w:rPr>
+      </w:pPr>
+    </w:p>
+    <w:p>
+      <w:pPr>
+        <w:shd w:val="clear" w:color="auto" w:fill="A5A5A5" w:themeFill="accent3"/>
+        <w:spacing w:after="0" w:line="240" w:lineRule="auto"/>
+        <w:jc w:val="both"/>
+        <w:rPr>
+          <w:b/>
+          <w:bCs/>
+          <w:sz w:val="22"/>
+          <w:szCs w:val="22"/>
+        </w:rPr>
+      </w:pPr>
+      <w:r>
+        <w:rPr>
+          <w:b/>
+          <w:bCs/>
+          <w:sz w:val="22"/>
+          <w:szCs w:val="22"/>
+        </w:rPr>
+        <w:t>Efeito zebrado de 2 em 2</w:t>
+      </w:r>
+    </w:p>
+    <w:p>
+      <w:pPr>
+        <w:spacing w:after="0" w:line="240" w:lineRule="auto"/>
+        <w:jc w:val="both"/>
+        <w:rPr>
+          <w:sz w:val="22"/>
+          <w:szCs w:val="22"/>
+        </w:rPr>
+      </w:pPr>
+      <w:r>
+        <w:rPr>
+          <w:sz w:val="22"/>
+          <w:szCs w:val="22"/>
+        </w:rPr>
+        <w:t xml:space="preserve">    </w:t>
+      </w:r>
+      <w:proofErr w:type="spellStart"/>
+      <w:r>
+        <w:rPr>
+          <w:sz w:val="22"/>
+          <w:szCs w:val="22"/>
+        </w:rPr>
+        <w:t>tbody</w:t>
+      </w:r>
+      <w:proofErr w:type="spellEnd"/>
+      <w:r>
+        <w:rPr>
+          <w:sz w:val="22"/>
+          <w:szCs w:val="22"/>
+        </w:rPr>
+        <w:t>&gt;</w:t>
+      </w:r>
+      <w:proofErr w:type="spellStart"/>
+      <w:r>
+        <w:rPr>
+          <w:sz w:val="22"/>
+          <w:szCs w:val="22"/>
+        </w:rPr>
+        <w:t>tr:nth-child</w:t>
+      </w:r>
+      <w:proofErr w:type="spellEnd"/>
+      <w:r>
+        <w:rPr>
+          <w:sz w:val="22"/>
+          <w:szCs w:val="22"/>
+        </w:rPr>
+        <w:t>(2</w:t>
+      </w:r>
+      <w:proofErr w:type="gramStart"/>
+      <w:r>
+        <w:rPr>
+          <w:sz w:val="22"/>
+          <w:szCs w:val="22"/>
+        </w:rPr>
+        <w:t>n){</w:t>
+      </w:r>
+      <w:proofErr w:type="gramEnd"/>
+    </w:p>
+    <w:p>
+      <w:pPr>
+        <w:spacing w:after="0" w:line="240" w:lineRule="auto"/>
+        <w:jc w:val="both"/>
+        <w:rPr>
+          <w:sz w:val="22"/>
+          <w:szCs w:val="22"/>
+        </w:rPr>
+      </w:pPr>
+      <w:r>
+        <w:rPr>
+          <w:sz w:val="22"/>
+          <w:szCs w:val="22"/>
+        </w:rPr>
+        <w:t xml:space="preserve">        background-color: </w:t>
+      </w:r>
+      <w:proofErr w:type="spellStart"/>
+      <w:r>
+        <w:rPr>
+          <w:sz w:val="22"/>
+          <w:szCs w:val="22"/>
+        </w:rPr>
+        <w:t>lightgray</w:t>
+      </w:r>
+      <w:proofErr w:type="spellEnd"/>
+      <w:r>
+        <w:rPr>
+          <w:sz w:val="22"/>
+          <w:szCs w:val="22"/>
+        </w:rPr>
+        <w:t>;</w:t>
+      </w:r>
+    </w:p>
+    <w:p>
+      <w:pPr>
+        <w:spacing w:after="0" w:line="240" w:lineRule="auto"/>
+        <w:jc w:val="both"/>
+        <w:rPr>
+          <w:sz w:val="22"/>
+          <w:szCs w:val="22"/>
+        </w:rPr>
+      </w:pPr>
+      <w:r>
+        <w:rPr>
+          <w:sz w:val="22"/>
+          <w:szCs w:val="22"/>
+        </w:rPr>
+        <w:t>    }</w:t>
+      </w:r>
+    </w:p>
+    <w:p>
+      <w:pPr>
+        <w:spacing w:after="0" w:line="240" w:lineRule="auto"/>
+        <w:jc w:val="both"/>
+        <w:rPr>
+          <w:sz w:val="22"/>
+          <w:szCs w:val="22"/>
+        </w:rPr>
+      </w:pPr>
+    </w:p>
+    <w:p>
+      <w:pPr>
+        <w:shd w:val="clear" w:color="auto" w:fill="A5A5A5" w:themeFill="accent3"/>
+        <w:spacing w:after="0" w:line="240" w:lineRule="auto"/>
+        <w:jc w:val="both"/>
+        <w:rPr>
+          <w:b/>
+          <w:bCs/>
+          <w:sz w:val="22"/>
+          <w:szCs w:val="22"/>
+        </w:rPr>
+      </w:pPr>
+      <w:r>
+        <w:rPr>
+          <w:b/>
+          <w:bCs/>
+          <w:sz w:val="22"/>
+          <w:szCs w:val="22"/>
+        </w:rPr>
+        <w:t xml:space="preserve">Efeito zebrado </w:t>
+      </w:r>
+      <w:r>
+        <w:rPr>
+          <w:b/>
+          <w:bCs/>
+          <w:sz w:val="22"/>
+          <w:szCs w:val="22"/>
+        </w:rPr>
+        <w:t>das células ímpares</w:t>
+      </w:r>
+    </w:p>
+    <w:p>
+      <w:pPr>
+        <w:spacing w:after="0" w:line="240" w:lineRule="auto"/>
+        <w:jc w:val="both"/>
+        <w:rPr>
+          <w:sz w:val="22"/>
+          <w:szCs w:val="22"/>
+        </w:rPr>
+      </w:pPr>
+      <w:r>
+        <w:rPr>
+          <w:sz w:val="22"/>
+          <w:szCs w:val="22"/>
+        </w:rPr>
+        <w:t xml:space="preserve">    </w:t>
+      </w:r>
+      <w:proofErr w:type="spellStart"/>
+      <w:r>
+        <w:rPr>
+          <w:sz w:val="22"/>
+          <w:szCs w:val="22"/>
+        </w:rPr>
+        <w:t>tbody</w:t>
+      </w:r>
+      <w:proofErr w:type="spellEnd"/>
+      <w:r>
+        <w:rPr>
+          <w:sz w:val="22"/>
+          <w:szCs w:val="22"/>
+        </w:rPr>
+        <w:t>&gt;</w:t>
+      </w:r>
+      <w:proofErr w:type="spellStart"/>
+      <w:r>
+        <w:rPr>
+          <w:sz w:val="22"/>
+          <w:szCs w:val="22"/>
+        </w:rPr>
+        <w:t>tr:nth-child</w:t>
+      </w:r>
+      <w:proofErr w:type="spellEnd"/>
+      <w:r>
+        <w:rPr>
+          <w:sz w:val="22"/>
+          <w:szCs w:val="22"/>
+        </w:rPr>
+        <w:t>(</w:t>
+      </w:r>
+      <w:proofErr w:type="spellStart"/>
+      <w:r>
+        <w:rPr>
+          <w:sz w:val="22"/>
+          <w:szCs w:val="22"/>
+        </w:rPr>
+        <w:t>odd</w:t>
+      </w:r>
+      <w:proofErr w:type="spellEnd"/>
+      <w:proofErr w:type="gramStart"/>
+      <w:r>
+        <w:rPr>
+          <w:sz w:val="22"/>
+          <w:szCs w:val="22"/>
+        </w:rPr>
+        <w:t>){</w:t>
+      </w:r>
+      <w:proofErr w:type="gramEnd"/>
+    </w:p>
+    <w:p>
+      <w:pPr>
+        <w:spacing w:after="0" w:line="240" w:lineRule="auto"/>
+        <w:jc w:val="both"/>
+        <w:rPr>
+          <w:sz w:val="22"/>
+          <w:szCs w:val="22"/>
+        </w:rPr>
+      </w:pPr>
+      <w:r>
+        <w:rPr>
+          <w:sz w:val="22"/>
+          <w:szCs w:val="22"/>
+        </w:rPr>
+        <w:t xml:space="preserve">        background-color: </w:t>
+      </w:r>
+      <w:proofErr w:type="spellStart"/>
+      <w:r>
+        <w:rPr>
+          <w:sz w:val="22"/>
+          <w:szCs w:val="22"/>
+        </w:rPr>
+        <w:t>lightgray</w:t>
+      </w:r>
+      <w:proofErr w:type="spellEnd"/>
+      <w:r>
+        <w:rPr>
+          <w:sz w:val="22"/>
+          <w:szCs w:val="22"/>
+        </w:rPr>
+        <w:t>;</w:t>
+      </w:r>
+    </w:p>
+    <w:p>
+      <w:pPr>
+        <w:spacing w:after="0" w:line="240" w:lineRule="auto"/>
+        <w:jc w:val="both"/>
+        <w:rPr>
+          <w:sz w:val="22"/>
+          <w:szCs w:val="22"/>
+        </w:rPr>
+      </w:pPr>
+      <w:r>
+        <w:rPr>
+          <w:sz w:val="22"/>
+          <w:szCs w:val="22"/>
+        </w:rPr>
+        <w:t>    }</w:t>
+      </w:r>
+    </w:p>
+    <w:p>
+      <w:pPr>
+        <w:spacing w:after="0" w:line="240" w:lineRule="auto"/>
+        <w:jc w:val="both"/>
+        <w:rPr>
+          <w:sz w:val="22"/>
+          <w:szCs w:val="22"/>
+        </w:rPr>
+      </w:pPr>
+    </w:p>
+    <w:p>
+      <w:pPr>
+        <w:shd w:val="clear" w:color="auto" w:fill="A5A5A5" w:themeFill="accent3"/>
+        <w:spacing w:after="0" w:line="240" w:lineRule="auto"/>
+        <w:jc w:val="both"/>
+        <w:rPr>
+          <w:b/>
+          <w:bCs/>
+          <w:sz w:val="22"/>
+          <w:szCs w:val="22"/>
+        </w:rPr>
+      </w:pPr>
+      <w:r>
+        <w:rPr>
+          <w:b/>
+          <w:bCs/>
+          <w:sz w:val="22"/>
+          <w:szCs w:val="22"/>
+        </w:rPr>
+        <w:t>Fixar a linha título</w:t>
+      </w:r>
+    </w:p>
+    <w:p>
+      <w:pPr>
+        <w:spacing w:after="0" w:line="240" w:lineRule="auto"/>
+        <w:jc w:val="both"/>
+        <w:rPr>
+          <w:sz w:val="22"/>
+          <w:szCs w:val="22"/>
+        </w:rPr>
+      </w:pPr>
+    </w:p>
+    <w:p>
+      <w:pPr>
+        <w:spacing w:after="0" w:line="240" w:lineRule="auto"/>
+        <w:jc w:val="both"/>
+        <w:rPr>
+          <w:sz w:val="22"/>
+          <w:szCs w:val="22"/>
+        </w:rPr>
+      </w:pPr>
+      <w:r>
+        <w:rPr>
+          <w:sz w:val="22"/>
+          <w:szCs w:val="22"/>
+        </w:rPr>
+        <w:t xml:space="preserve">    </w:t>
+      </w:r>
+      <w:proofErr w:type="spellStart"/>
+      <w:proofErr w:type="gramStart"/>
+      <w:r>
+        <w:rPr>
+          <w:sz w:val="22"/>
+          <w:szCs w:val="22"/>
+        </w:rPr>
+        <w:t>table</w:t>
+      </w:r>
+      <w:proofErr w:type="spellEnd"/>
+      <w:r>
+        <w:rPr>
+          <w:sz w:val="22"/>
+          <w:szCs w:val="22"/>
+        </w:rPr>
+        <w:t>{</w:t>
+      </w:r>
+      <w:proofErr w:type="gramEnd"/>
+    </w:p>
+    <w:p>
+      <w:pPr>
+        <w:spacing w:after="0" w:line="240" w:lineRule="auto"/>
+        <w:jc w:val="both"/>
+        <w:rPr>
+          <w:sz w:val="22"/>
+          <w:szCs w:val="22"/>
+        </w:rPr>
+      </w:pPr>
+      <w:r>
+        <w:rPr>
+          <w:sz w:val="22"/>
+          <w:szCs w:val="22"/>
+        </w:rPr>
+        <w:t xml:space="preserve">        position: </w:t>
+      </w:r>
+      <w:proofErr w:type="spellStart"/>
+      <w:r>
+        <w:rPr>
+          <w:sz w:val="22"/>
+          <w:szCs w:val="22"/>
+        </w:rPr>
+        <w:t>relative</w:t>
+      </w:r>
+      <w:proofErr w:type="spellEnd"/>
+      <w:r>
+        <w:rPr>
+          <w:sz w:val="22"/>
+          <w:szCs w:val="22"/>
+        </w:rPr>
+        <w:t>;</w:t>
+      </w:r>
+    </w:p>
+    <w:p>
+      <w:pPr>
+        <w:spacing w:after="0" w:line="240" w:lineRule="auto"/>
+        <w:jc w:val="both"/>
+        <w:rPr>
+          <w:sz w:val="22"/>
+          <w:szCs w:val="22"/>
+        </w:rPr>
+      </w:pPr>
+      <w:r>
+        <w:rPr>
+          <w:sz w:val="22"/>
+          <w:szCs w:val="22"/>
+        </w:rPr>
+        <w:t>    }</w:t>
+      </w:r>
+    </w:p>
+    <w:p>
+      <w:pPr>
+        <w:spacing w:after="0" w:line="240" w:lineRule="auto"/>
+        <w:jc w:val="both"/>
+        <w:rPr>
+          <w:sz w:val="22"/>
+          <w:szCs w:val="22"/>
+        </w:rPr>
+      </w:pPr>
+    </w:p>
+    <w:p>
+      <w:pPr>
+        <w:spacing w:after="0" w:line="240" w:lineRule="auto"/>
+        <w:jc w:val="both"/>
+        <w:rPr>
+          <w:sz w:val="22"/>
+          <w:szCs w:val="22"/>
+        </w:rPr>
+      </w:pPr>
+      <w:r>
+        <w:rPr>
+          <w:sz w:val="22"/>
+          <w:szCs w:val="22"/>
+        </w:rPr>
+        <w:t xml:space="preserve">    </w:t>
+      </w:r>
+      <w:proofErr w:type="spellStart"/>
+      <w:r>
+        <w:rPr>
+          <w:sz w:val="22"/>
+          <w:szCs w:val="22"/>
+        </w:rPr>
+        <w:t>thead</w:t>
+      </w:r>
+      <w:proofErr w:type="spellEnd"/>
+      <w:r>
+        <w:rPr>
+          <w:sz w:val="22"/>
+          <w:szCs w:val="22"/>
+        </w:rPr>
+        <w:t xml:space="preserve"> &gt;</w:t>
+      </w:r>
+      <w:proofErr w:type="spellStart"/>
+      <w:r>
+        <w:rPr>
+          <w:sz w:val="22"/>
+          <w:szCs w:val="22"/>
+        </w:rPr>
+        <w:t>tr</w:t>
+      </w:r>
+      <w:proofErr w:type="spellEnd"/>
+      <w:r>
+        <w:rPr>
+          <w:sz w:val="22"/>
+          <w:szCs w:val="22"/>
+        </w:rPr>
+        <w:t xml:space="preserve"> &gt; </w:t>
+      </w:r>
+      <w:proofErr w:type="spellStart"/>
+      <w:proofErr w:type="gramStart"/>
+      <w:r>
+        <w:rPr>
+          <w:sz w:val="22"/>
+          <w:szCs w:val="22"/>
+        </w:rPr>
+        <w:t>th</w:t>
+      </w:r>
+      <w:proofErr w:type="spellEnd"/>
+      <w:r>
+        <w:rPr>
+          <w:sz w:val="22"/>
+          <w:szCs w:val="22"/>
+        </w:rPr>
+        <w:t>{</w:t>
+      </w:r>
+      <w:proofErr w:type="gramEnd"/>
+    </w:p>
+    <w:p>
+      <w:pPr>
+        <w:spacing w:after="0" w:line="240" w:lineRule="auto"/>
+        <w:jc w:val="both"/>
+        <w:rPr>
+          <w:sz w:val="22"/>
+          <w:szCs w:val="22"/>
+        </w:rPr>
+      </w:pPr>
+      <w:r>
+        <w:rPr>
+          <w:sz w:val="22"/>
+          <w:szCs w:val="22"/>
+        </w:rPr>
+        <w:t xml:space="preserve">        position: </w:t>
+      </w:r>
+      <w:proofErr w:type="spellStart"/>
+      <w:r>
+        <w:rPr>
+          <w:sz w:val="22"/>
+          <w:szCs w:val="22"/>
+        </w:rPr>
+        <w:t>sticky</w:t>
+      </w:r>
+      <w:proofErr w:type="spellEnd"/>
+      <w:r>
+        <w:rPr>
+          <w:sz w:val="22"/>
+          <w:szCs w:val="22"/>
+        </w:rPr>
+        <w:t>;</w:t>
+      </w:r>
+    </w:p>
+    <w:p>
+      <w:pPr>
+        <w:spacing w:after="0" w:line="240" w:lineRule="auto"/>
+        <w:jc w:val="both"/>
+        <w:rPr>
+          <w:sz w:val="22"/>
+          <w:szCs w:val="22"/>
+        </w:rPr>
+      </w:pPr>
+      <w:r>
+        <w:rPr>
+          <w:sz w:val="22"/>
+          <w:szCs w:val="22"/>
+        </w:rPr>
+        <w:t>        top: -1px;</w:t>
+      </w:r>
+    </w:p>
+    <w:p>
+      <w:pPr>
+        <w:spacing w:after="0" w:line="240" w:lineRule="auto"/>
+        <w:jc w:val="both"/>
+        <w:rPr>
+          <w:sz w:val="22"/>
+          <w:szCs w:val="22"/>
+        </w:rPr>
+      </w:pPr>
+      <w:r>
+        <w:rPr>
+          <w:sz w:val="22"/>
+          <w:szCs w:val="22"/>
+        </w:rPr>
+        <w:t xml:space="preserve">        background-color: </w:t>
+      </w:r>
+      <w:proofErr w:type="spellStart"/>
+      <w:r>
+        <w:rPr>
+          <w:sz w:val="22"/>
+          <w:szCs w:val="22"/>
+        </w:rPr>
+        <w:t>gray</w:t>
+      </w:r>
+      <w:proofErr w:type="spellEnd"/>
+      <w:r>
+        <w:rPr>
+          <w:sz w:val="22"/>
+          <w:szCs w:val="22"/>
+        </w:rPr>
+        <w:t>;</w:t>
+      </w:r>
+    </w:p>
+    <w:p>
+      <w:pPr>
+        <w:spacing w:after="0" w:line="240" w:lineRule="auto"/>
+        <w:jc w:val="both"/>
+        <w:rPr>
+          <w:sz w:val="22"/>
+          <w:szCs w:val="22"/>
+        </w:rPr>
+      </w:pPr>
+      <w:r>
+        <w:rPr>
+          <w:sz w:val="22"/>
+          <w:szCs w:val="22"/>
+        </w:rPr>
+        <w:t xml:space="preserve">        color: </w:t>
+      </w:r>
+      <w:proofErr w:type="spellStart"/>
+      <w:r>
+        <w:rPr>
+          <w:sz w:val="22"/>
+          <w:szCs w:val="22"/>
+        </w:rPr>
+        <w:t>white</w:t>
+      </w:r>
+      <w:proofErr w:type="spellEnd"/>
+      <w:r>
+        <w:rPr>
+          <w:sz w:val="22"/>
+          <w:szCs w:val="22"/>
+        </w:rPr>
+        <w:t>;</w:t>
+      </w:r>
+    </w:p>
+    <w:p>
+      <w:pPr>
+        <w:spacing w:after="0" w:line="240" w:lineRule="auto"/>
+        <w:jc w:val="both"/>
+        <w:rPr>
+          <w:sz w:val="22"/>
+          <w:szCs w:val="22"/>
+        </w:rPr>
+      </w:pPr>
+      <w:r>
+        <w:rPr>
+          <w:sz w:val="22"/>
+          <w:szCs w:val="22"/>
+        </w:rPr>
+        <w:t>    }</w:t>
+      </w:r>
+    </w:p>
+    <w:p>
+      <w:pPr>
+        <w:spacing w:after="0" w:line="240" w:lineRule="auto"/>
+        <w:jc w:val="both"/>
+        <w:rPr>
+          <w:sz w:val="22"/>
+          <w:szCs w:val="22"/>
+        </w:rPr>
+      </w:pPr>
     </w:p>
     <w:p>
       <w:pPr>
@@ -18635,7 +19290,7 @@
   <w:style w:type="paragraph" w:default="1" w:styleId="Normal">
     <w:name w:val="Normal"/>
     <w:qFormat/>
-    <w:rsid w:val="0085396A"/>
+    <w:rsid w:val="00FB31F7"/>
   </w:style>
   <w:style w:type="paragraph" w:styleId="Ttulo1">
     <w:name w:val="heading 1"/>

--- a/Estudo de HTML e CSS.docx
+++ b/Estudo de HTML e CSS.docx
@@ -15805,471 +15805,515 @@
           <w:sz w:val="22"/>
           <w:szCs w:val="22"/>
         </w:rPr>
-        <w:t xml:space="preserve">Efeito zebrado </w:t>
-      </w:r>
-      <w:r>
+        <w:t>Efeito zebrado das células ímpares</w:t>
+      </w:r>
+    </w:p>
+    <w:p>
+      <w:pPr>
+        <w:spacing w:after="0" w:line="240" w:lineRule="auto"/>
+        <w:jc w:val="both"/>
+        <w:rPr>
+          <w:sz w:val="22"/>
+          <w:szCs w:val="22"/>
+        </w:rPr>
+      </w:pPr>
+      <w:r>
+        <w:rPr>
+          <w:sz w:val="22"/>
+          <w:szCs w:val="22"/>
+        </w:rPr>
+        <w:t xml:space="preserve">    </w:t>
+      </w:r>
+      <w:proofErr w:type="spellStart"/>
+      <w:r>
+        <w:rPr>
+          <w:sz w:val="22"/>
+          <w:szCs w:val="22"/>
+        </w:rPr>
+        <w:t>tbody</w:t>
+      </w:r>
+      <w:proofErr w:type="spellEnd"/>
+      <w:r>
+        <w:rPr>
+          <w:sz w:val="22"/>
+          <w:szCs w:val="22"/>
+        </w:rPr>
+        <w:t>&gt;</w:t>
+      </w:r>
+      <w:proofErr w:type="spellStart"/>
+      <w:r>
+        <w:rPr>
+          <w:sz w:val="22"/>
+          <w:szCs w:val="22"/>
+        </w:rPr>
+        <w:t>tr:nth-child</w:t>
+      </w:r>
+      <w:proofErr w:type="spellEnd"/>
+      <w:r>
+        <w:rPr>
+          <w:sz w:val="22"/>
+          <w:szCs w:val="22"/>
+        </w:rPr>
+        <w:t>(</w:t>
+      </w:r>
+      <w:proofErr w:type="spellStart"/>
+      <w:r>
+        <w:rPr>
+          <w:sz w:val="22"/>
+          <w:szCs w:val="22"/>
+        </w:rPr>
+        <w:t>odd</w:t>
+      </w:r>
+      <w:proofErr w:type="spellEnd"/>
+      <w:proofErr w:type="gramStart"/>
+      <w:r>
+        <w:rPr>
+          <w:sz w:val="22"/>
+          <w:szCs w:val="22"/>
+        </w:rPr>
+        <w:t>){</w:t>
+      </w:r>
+      <w:proofErr w:type="gramEnd"/>
+    </w:p>
+    <w:p>
+      <w:pPr>
+        <w:spacing w:after="0" w:line="240" w:lineRule="auto"/>
+        <w:jc w:val="both"/>
+        <w:rPr>
+          <w:sz w:val="22"/>
+          <w:szCs w:val="22"/>
+        </w:rPr>
+      </w:pPr>
+      <w:r>
+        <w:rPr>
+          <w:sz w:val="22"/>
+          <w:szCs w:val="22"/>
+        </w:rPr>
+        <w:t xml:space="preserve">        background-color: </w:t>
+      </w:r>
+      <w:proofErr w:type="spellStart"/>
+      <w:r>
+        <w:rPr>
+          <w:sz w:val="22"/>
+          <w:szCs w:val="22"/>
+        </w:rPr>
+        <w:t>lightgray</w:t>
+      </w:r>
+      <w:proofErr w:type="spellEnd"/>
+      <w:r>
+        <w:rPr>
+          <w:sz w:val="22"/>
+          <w:szCs w:val="22"/>
+        </w:rPr>
+        <w:t>;</w:t>
+      </w:r>
+    </w:p>
+    <w:p>
+      <w:pPr>
+        <w:spacing w:after="0" w:line="240" w:lineRule="auto"/>
+        <w:jc w:val="both"/>
+        <w:rPr>
+          <w:sz w:val="22"/>
+          <w:szCs w:val="22"/>
+        </w:rPr>
+      </w:pPr>
+      <w:r>
+        <w:rPr>
+          <w:sz w:val="22"/>
+          <w:szCs w:val="22"/>
+        </w:rPr>
+        <w:t>    }</w:t>
+      </w:r>
+    </w:p>
+    <w:p>
+      <w:pPr>
+        <w:spacing w:after="0" w:line="240" w:lineRule="auto"/>
+        <w:jc w:val="both"/>
+        <w:rPr>
+          <w:sz w:val="22"/>
+          <w:szCs w:val="22"/>
+        </w:rPr>
+      </w:pPr>
+    </w:p>
+    <w:p>
+      <w:pPr>
+        <w:shd w:val="clear" w:color="auto" w:fill="A5A5A5" w:themeFill="accent3"/>
+        <w:spacing w:after="0" w:line="240" w:lineRule="auto"/>
+        <w:jc w:val="both"/>
         <w:rPr>
           <w:b/>
           <w:bCs/>
           <w:sz w:val="22"/>
           <w:szCs w:val="22"/>
         </w:rPr>
-        <w:t>das células ímpares</w:t>
-      </w:r>
-    </w:p>
-    <w:p>
-      <w:pPr>
-        <w:spacing w:after="0" w:line="240" w:lineRule="auto"/>
-        <w:jc w:val="both"/>
-        <w:rPr>
-          <w:sz w:val="22"/>
-          <w:szCs w:val="22"/>
-        </w:rPr>
-      </w:pPr>
-      <w:r>
-        <w:rPr>
-          <w:sz w:val="22"/>
-          <w:szCs w:val="22"/>
-        </w:rPr>
-        <w:t xml:space="preserve">    </w:t>
-      </w:r>
-      <w:proofErr w:type="spellStart"/>
-      <w:r>
-        <w:rPr>
-          <w:sz w:val="22"/>
-          <w:szCs w:val="22"/>
-        </w:rPr>
-        <w:t>tbody</w:t>
-      </w:r>
-      <w:proofErr w:type="spellEnd"/>
-      <w:r>
-        <w:rPr>
-          <w:sz w:val="22"/>
-          <w:szCs w:val="22"/>
-        </w:rPr>
-        <w:t>&gt;</w:t>
-      </w:r>
-      <w:proofErr w:type="spellStart"/>
-      <w:r>
-        <w:rPr>
-          <w:sz w:val="22"/>
-          <w:szCs w:val="22"/>
-        </w:rPr>
-        <w:t>tr:nth-child</w:t>
-      </w:r>
-      <w:proofErr w:type="spellEnd"/>
-      <w:r>
-        <w:rPr>
-          <w:sz w:val="22"/>
-          <w:szCs w:val="22"/>
-        </w:rPr>
-        <w:t>(</w:t>
-      </w:r>
-      <w:proofErr w:type="spellStart"/>
-      <w:r>
-        <w:rPr>
-          <w:sz w:val="22"/>
-          <w:szCs w:val="22"/>
-        </w:rPr>
-        <w:t>odd</w:t>
-      </w:r>
-      <w:proofErr w:type="spellEnd"/>
-      <w:proofErr w:type="gramStart"/>
-      <w:r>
-        <w:rPr>
-          <w:sz w:val="22"/>
-          <w:szCs w:val="22"/>
-        </w:rPr>
-        <w:t>){</w:t>
-      </w:r>
-      <w:proofErr w:type="gramEnd"/>
-    </w:p>
-    <w:p>
-      <w:pPr>
-        <w:spacing w:after="0" w:line="240" w:lineRule="auto"/>
-        <w:jc w:val="both"/>
-        <w:rPr>
-          <w:sz w:val="22"/>
-          <w:szCs w:val="22"/>
-        </w:rPr>
-      </w:pPr>
-      <w:r>
-        <w:rPr>
-          <w:sz w:val="22"/>
-          <w:szCs w:val="22"/>
-        </w:rPr>
-        <w:t xml:space="preserve">        background-color: </w:t>
-      </w:r>
-      <w:proofErr w:type="spellStart"/>
-      <w:r>
-        <w:rPr>
-          <w:sz w:val="22"/>
-          <w:szCs w:val="22"/>
-        </w:rPr>
-        <w:t>lightgray</w:t>
-      </w:r>
-      <w:proofErr w:type="spellEnd"/>
-      <w:r>
-        <w:rPr>
-          <w:sz w:val="22"/>
-          <w:szCs w:val="22"/>
-        </w:rPr>
-        <w:t>;</w:t>
-      </w:r>
-    </w:p>
-    <w:p>
-      <w:pPr>
-        <w:spacing w:after="0" w:line="240" w:lineRule="auto"/>
-        <w:jc w:val="both"/>
-        <w:rPr>
-          <w:sz w:val="22"/>
-          <w:szCs w:val="22"/>
-        </w:rPr>
-      </w:pPr>
-      <w:r>
-        <w:rPr>
-          <w:sz w:val="22"/>
-          <w:szCs w:val="22"/>
-        </w:rPr>
-        <w:t>    }</w:t>
-      </w:r>
-    </w:p>
-    <w:p>
-      <w:pPr>
-        <w:spacing w:after="0" w:line="240" w:lineRule="auto"/>
-        <w:jc w:val="both"/>
-        <w:rPr>
-          <w:sz w:val="22"/>
-          <w:szCs w:val="22"/>
-        </w:rPr>
-      </w:pPr>
-    </w:p>
-    <w:p>
-      <w:pPr>
-        <w:shd w:val="clear" w:color="auto" w:fill="A5A5A5" w:themeFill="accent3"/>
-        <w:spacing w:after="0" w:line="240" w:lineRule="auto"/>
-        <w:jc w:val="both"/>
+      </w:pPr>
+      <w:r>
         <w:rPr>
           <w:b/>
           <w:bCs/>
           <w:sz w:val="22"/>
           <w:szCs w:val="22"/>
         </w:rPr>
-      </w:pPr>
-      <w:r>
+        <w:t>Fixar a linha título</w:t>
+      </w:r>
+    </w:p>
+    <w:p>
+      <w:pPr>
+        <w:spacing w:after="0" w:line="240" w:lineRule="auto"/>
+        <w:jc w:val="both"/>
+        <w:rPr>
+          <w:sz w:val="22"/>
+          <w:szCs w:val="22"/>
+        </w:rPr>
+      </w:pPr>
+    </w:p>
+    <w:p>
+      <w:pPr>
+        <w:spacing w:after="0" w:line="240" w:lineRule="auto"/>
+        <w:jc w:val="both"/>
+        <w:rPr>
+          <w:sz w:val="22"/>
+          <w:szCs w:val="22"/>
+        </w:rPr>
+      </w:pPr>
+      <w:r>
+        <w:rPr>
+          <w:sz w:val="22"/>
+          <w:szCs w:val="22"/>
+        </w:rPr>
+        <w:t xml:space="preserve">    </w:t>
+      </w:r>
+      <w:proofErr w:type="spellStart"/>
+      <w:proofErr w:type="gramStart"/>
+      <w:r>
+        <w:rPr>
+          <w:sz w:val="22"/>
+          <w:szCs w:val="22"/>
+        </w:rPr>
+        <w:t>table</w:t>
+      </w:r>
+      <w:proofErr w:type="spellEnd"/>
+      <w:r>
+        <w:rPr>
+          <w:sz w:val="22"/>
+          <w:szCs w:val="22"/>
+        </w:rPr>
+        <w:t>{</w:t>
+      </w:r>
+      <w:proofErr w:type="gramEnd"/>
+    </w:p>
+    <w:p>
+      <w:pPr>
+        <w:spacing w:after="0" w:line="240" w:lineRule="auto"/>
+        <w:jc w:val="both"/>
+        <w:rPr>
+          <w:sz w:val="22"/>
+          <w:szCs w:val="22"/>
+        </w:rPr>
+      </w:pPr>
+      <w:r>
+        <w:rPr>
+          <w:sz w:val="22"/>
+          <w:szCs w:val="22"/>
+        </w:rPr>
+        <w:t xml:space="preserve">        position: </w:t>
+      </w:r>
+      <w:proofErr w:type="spellStart"/>
+      <w:r>
+        <w:rPr>
+          <w:sz w:val="22"/>
+          <w:szCs w:val="22"/>
+        </w:rPr>
+        <w:t>relative</w:t>
+      </w:r>
+      <w:proofErr w:type="spellEnd"/>
+      <w:r>
+        <w:rPr>
+          <w:sz w:val="22"/>
+          <w:szCs w:val="22"/>
+        </w:rPr>
+        <w:t>;</w:t>
+      </w:r>
+    </w:p>
+    <w:p>
+      <w:pPr>
+        <w:spacing w:after="0" w:line="240" w:lineRule="auto"/>
+        <w:jc w:val="both"/>
+        <w:rPr>
+          <w:sz w:val="22"/>
+          <w:szCs w:val="22"/>
+        </w:rPr>
+      </w:pPr>
+      <w:r>
+        <w:rPr>
+          <w:sz w:val="22"/>
+          <w:szCs w:val="22"/>
+        </w:rPr>
+        <w:t>    }</w:t>
+      </w:r>
+    </w:p>
+    <w:p>
+      <w:pPr>
+        <w:spacing w:after="0" w:line="240" w:lineRule="auto"/>
+        <w:jc w:val="both"/>
+        <w:rPr>
+          <w:sz w:val="22"/>
+          <w:szCs w:val="22"/>
+        </w:rPr>
+      </w:pPr>
+    </w:p>
+    <w:p>
+      <w:pPr>
+        <w:spacing w:after="0" w:line="240" w:lineRule="auto"/>
+        <w:jc w:val="both"/>
+        <w:rPr>
+          <w:sz w:val="22"/>
+          <w:szCs w:val="22"/>
+        </w:rPr>
+      </w:pPr>
+      <w:r>
+        <w:rPr>
+          <w:sz w:val="22"/>
+          <w:szCs w:val="22"/>
+        </w:rPr>
+        <w:t xml:space="preserve">    </w:t>
+      </w:r>
+      <w:proofErr w:type="spellStart"/>
+      <w:r>
+        <w:rPr>
+          <w:sz w:val="22"/>
+          <w:szCs w:val="22"/>
+        </w:rPr>
+        <w:t>thead</w:t>
+      </w:r>
+      <w:proofErr w:type="spellEnd"/>
+      <w:r>
+        <w:rPr>
+          <w:sz w:val="22"/>
+          <w:szCs w:val="22"/>
+        </w:rPr>
+        <w:t xml:space="preserve"> &gt;tr &gt; </w:t>
+      </w:r>
+      <w:proofErr w:type="spellStart"/>
+      <w:proofErr w:type="gramStart"/>
+      <w:r>
+        <w:rPr>
+          <w:sz w:val="22"/>
+          <w:szCs w:val="22"/>
+        </w:rPr>
+        <w:t>th</w:t>
+      </w:r>
+      <w:proofErr w:type="spellEnd"/>
+      <w:r>
+        <w:rPr>
+          <w:sz w:val="22"/>
+          <w:szCs w:val="22"/>
+        </w:rPr>
+        <w:t>{</w:t>
+      </w:r>
+      <w:proofErr w:type="gramEnd"/>
+    </w:p>
+    <w:p>
+      <w:pPr>
+        <w:spacing w:after="0" w:line="240" w:lineRule="auto"/>
+        <w:jc w:val="both"/>
+        <w:rPr>
+          <w:sz w:val="22"/>
+          <w:szCs w:val="22"/>
+        </w:rPr>
+      </w:pPr>
+      <w:r>
+        <w:rPr>
+          <w:sz w:val="22"/>
+          <w:szCs w:val="22"/>
+        </w:rPr>
+        <w:t xml:space="preserve">        position: </w:t>
+      </w:r>
+      <w:proofErr w:type="spellStart"/>
+      <w:r>
+        <w:rPr>
+          <w:sz w:val="22"/>
+          <w:szCs w:val="22"/>
+        </w:rPr>
+        <w:t>sticky</w:t>
+      </w:r>
+      <w:proofErr w:type="spellEnd"/>
+      <w:r>
+        <w:rPr>
+          <w:sz w:val="22"/>
+          <w:szCs w:val="22"/>
+        </w:rPr>
+        <w:t>;</w:t>
+      </w:r>
+    </w:p>
+    <w:p>
+      <w:pPr>
+        <w:spacing w:after="0" w:line="240" w:lineRule="auto"/>
+        <w:jc w:val="both"/>
+        <w:rPr>
+          <w:sz w:val="22"/>
+          <w:szCs w:val="22"/>
+        </w:rPr>
+      </w:pPr>
+      <w:r>
+        <w:rPr>
+          <w:sz w:val="22"/>
+          <w:szCs w:val="22"/>
+        </w:rPr>
+        <w:t>        top: -1px;</w:t>
+      </w:r>
+    </w:p>
+    <w:p>
+      <w:pPr>
+        <w:spacing w:after="0" w:line="240" w:lineRule="auto"/>
+        <w:jc w:val="both"/>
+        <w:rPr>
+          <w:sz w:val="22"/>
+          <w:szCs w:val="22"/>
+        </w:rPr>
+      </w:pPr>
+      <w:r>
+        <w:rPr>
+          <w:sz w:val="22"/>
+          <w:szCs w:val="22"/>
+        </w:rPr>
+        <w:t xml:space="preserve">        background-color: </w:t>
+      </w:r>
+      <w:proofErr w:type="spellStart"/>
+      <w:r>
+        <w:rPr>
+          <w:sz w:val="22"/>
+          <w:szCs w:val="22"/>
+        </w:rPr>
+        <w:t>gray</w:t>
+      </w:r>
+      <w:proofErr w:type="spellEnd"/>
+      <w:r>
+        <w:rPr>
+          <w:sz w:val="22"/>
+          <w:szCs w:val="22"/>
+        </w:rPr>
+        <w:t>;</w:t>
+      </w:r>
+    </w:p>
+    <w:p>
+      <w:pPr>
+        <w:spacing w:after="0" w:line="240" w:lineRule="auto"/>
+        <w:jc w:val="both"/>
+        <w:rPr>
+          <w:sz w:val="22"/>
+          <w:szCs w:val="22"/>
+        </w:rPr>
+      </w:pPr>
+      <w:r>
+        <w:rPr>
+          <w:sz w:val="22"/>
+          <w:szCs w:val="22"/>
+        </w:rPr>
+        <w:t xml:space="preserve">        color: </w:t>
+      </w:r>
+      <w:proofErr w:type="spellStart"/>
+      <w:r>
+        <w:rPr>
+          <w:sz w:val="22"/>
+          <w:szCs w:val="22"/>
+        </w:rPr>
+        <w:t>white</w:t>
+      </w:r>
+      <w:proofErr w:type="spellEnd"/>
+      <w:r>
+        <w:rPr>
+          <w:sz w:val="22"/>
+          <w:szCs w:val="22"/>
+        </w:rPr>
+        <w:t>;</w:t>
+      </w:r>
+    </w:p>
+    <w:p>
+      <w:pPr>
+        <w:spacing w:after="0" w:line="240" w:lineRule="auto"/>
+        <w:jc w:val="both"/>
+        <w:rPr>
+          <w:sz w:val="22"/>
+          <w:szCs w:val="22"/>
+        </w:rPr>
+      </w:pPr>
+      <w:r>
+        <w:rPr>
+          <w:sz w:val="22"/>
+          <w:szCs w:val="22"/>
+        </w:rPr>
+        <w:t>    }</w:t>
+      </w:r>
+    </w:p>
+    <w:p>
+      <w:pPr>
+        <w:spacing w:after="0" w:line="240" w:lineRule="auto"/>
+        <w:jc w:val="both"/>
+        <w:rPr>
+          <w:sz w:val="22"/>
+          <w:szCs w:val="22"/>
+        </w:rPr>
+      </w:pPr>
+    </w:p>
+    <w:p>
+      <w:pPr>
+        <w:shd w:val="clear" w:color="auto" w:fill="A5A5A5" w:themeFill="accent3"/>
+        <w:spacing w:after="0" w:line="240" w:lineRule="auto"/>
+        <w:jc w:val="both"/>
         <w:rPr>
           <w:b/>
           <w:bCs/>
           <w:sz w:val="22"/>
           <w:szCs w:val="22"/>
         </w:rPr>
-        <w:t>Fixar a linha título</w:t>
-      </w:r>
-    </w:p>
-    <w:p>
-      <w:pPr>
-        <w:spacing w:after="0" w:line="240" w:lineRule="auto"/>
-        <w:jc w:val="both"/>
-        <w:rPr>
-          <w:sz w:val="22"/>
-          <w:szCs w:val="22"/>
-        </w:rPr>
-      </w:pPr>
-    </w:p>
-    <w:p>
-      <w:pPr>
-        <w:spacing w:after="0" w:line="240" w:lineRule="auto"/>
-        <w:jc w:val="both"/>
-        <w:rPr>
-          <w:sz w:val="22"/>
-          <w:szCs w:val="22"/>
-        </w:rPr>
-      </w:pPr>
-      <w:r>
-        <w:rPr>
-          <w:sz w:val="22"/>
-          <w:szCs w:val="22"/>
-        </w:rPr>
-        <w:t xml:space="preserve">    </w:t>
-      </w:r>
-      <w:proofErr w:type="spellStart"/>
-      <w:proofErr w:type="gramStart"/>
-      <w:r>
-        <w:rPr>
-          <w:sz w:val="22"/>
-          <w:szCs w:val="22"/>
-        </w:rPr>
-        <w:t>table</w:t>
-      </w:r>
-      <w:proofErr w:type="spellEnd"/>
-      <w:r>
-        <w:rPr>
-          <w:sz w:val="22"/>
-          <w:szCs w:val="22"/>
-        </w:rPr>
-        <w:t>{</w:t>
-      </w:r>
-      <w:proofErr w:type="gramEnd"/>
-    </w:p>
-    <w:p>
-      <w:pPr>
-        <w:spacing w:after="0" w:line="240" w:lineRule="auto"/>
-        <w:jc w:val="both"/>
-        <w:rPr>
-          <w:sz w:val="22"/>
-          <w:szCs w:val="22"/>
-        </w:rPr>
-      </w:pPr>
-      <w:r>
-        <w:rPr>
-          <w:sz w:val="22"/>
-          <w:szCs w:val="22"/>
-        </w:rPr>
-        <w:t xml:space="preserve">        position: </w:t>
-      </w:r>
-      <w:proofErr w:type="spellStart"/>
-      <w:r>
-        <w:rPr>
-          <w:sz w:val="22"/>
-          <w:szCs w:val="22"/>
-        </w:rPr>
-        <w:t>relative</w:t>
-      </w:r>
-      <w:proofErr w:type="spellEnd"/>
-      <w:r>
-        <w:rPr>
-          <w:sz w:val="22"/>
-          <w:szCs w:val="22"/>
-        </w:rPr>
-        <w:t>;</w:t>
-      </w:r>
-    </w:p>
-    <w:p>
-      <w:pPr>
-        <w:spacing w:after="0" w:line="240" w:lineRule="auto"/>
-        <w:jc w:val="both"/>
-        <w:rPr>
-          <w:sz w:val="22"/>
-          <w:szCs w:val="22"/>
-        </w:rPr>
-      </w:pPr>
-      <w:r>
-        <w:rPr>
-          <w:sz w:val="22"/>
-          <w:szCs w:val="22"/>
-        </w:rPr>
-        <w:t>    }</w:t>
-      </w:r>
-    </w:p>
-    <w:p>
-      <w:pPr>
-        <w:spacing w:after="0" w:line="240" w:lineRule="auto"/>
-        <w:jc w:val="both"/>
-        <w:rPr>
-          <w:sz w:val="22"/>
-          <w:szCs w:val="22"/>
-        </w:rPr>
-      </w:pPr>
-    </w:p>
-    <w:p>
-      <w:pPr>
-        <w:spacing w:after="0" w:line="240" w:lineRule="auto"/>
-        <w:jc w:val="both"/>
-        <w:rPr>
-          <w:sz w:val="22"/>
-          <w:szCs w:val="22"/>
-        </w:rPr>
-      </w:pPr>
-      <w:r>
-        <w:rPr>
-          <w:sz w:val="22"/>
-          <w:szCs w:val="22"/>
-        </w:rPr>
-        <w:t xml:space="preserve">    </w:t>
-      </w:r>
-      <w:proofErr w:type="spellStart"/>
-      <w:r>
-        <w:rPr>
-          <w:sz w:val="22"/>
-          <w:szCs w:val="22"/>
-        </w:rPr>
-        <w:t>thead</w:t>
-      </w:r>
-      <w:proofErr w:type="spellEnd"/>
-      <w:r>
-        <w:rPr>
-          <w:sz w:val="22"/>
-          <w:szCs w:val="22"/>
-        </w:rPr>
-        <w:t xml:space="preserve"> &gt;</w:t>
-      </w:r>
-      <w:proofErr w:type="spellStart"/>
-      <w:r>
-        <w:rPr>
-          <w:sz w:val="22"/>
-          <w:szCs w:val="22"/>
-        </w:rPr>
-        <w:t>tr</w:t>
-      </w:r>
-      <w:proofErr w:type="spellEnd"/>
-      <w:r>
-        <w:rPr>
-          <w:sz w:val="22"/>
-          <w:szCs w:val="22"/>
-        </w:rPr>
-        <w:t xml:space="preserve"> &gt; </w:t>
-      </w:r>
-      <w:proofErr w:type="spellStart"/>
-      <w:proofErr w:type="gramStart"/>
-      <w:r>
-        <w:rPr>
-          <w:sz w:val="22"/>
-          <w:szCs w:val="22"/>
-        </w:rPr>
-        <w:t>th</w:t>
-      </w:r>
-      <w:proofErr w:type="spellEnd"/>
-      <w:r>
-        <w:rPr>
-          <w:sz w:val="22"/>
-          <w:szCs w:val="22"/>
-        </w:rPr>
-        <w:t>{</w:t>
-      </w:r>
-      <w:proofErr w:type="gramEnd"/>
-    </w:p>
-    <w:p>
-      <w:pPr>
-        <w:spacing w:after="0" w:line="240" w:lineRule="auto"/>
-        <w:jc w:val="both"/>
-        <w:rPr>
-          <w:sz w:val="22"/>
-          <w:szCs w:val="22"/>
-        </w:rPr>
-      </w:pPr>
-      <w:r>
-        <w:rPr>
-          <w:sz w:val="22"/>
-          <w:szCs w:val="22"/>
-        </w:rPr>
-        <w:t xml:space="preserve">        position: </w:t>
-      </w:r>
-      <w:proofErr w:type="spellStart"/>
-      <w:r>
-        <w:rPr>
-          <w:sz w:val="22"/>
-          <w:szCs w:val="22"/>
-        </w:rPr>
-        <w:t>sticky</w:t>
-      </w:r>
-      <w:proofErr w:type="spellEnd"/>
-      <w:r>
-        <w:rPr>
-          <w:sz w:val="22"/>
-          <w:szCs w:val="22"/>
-        </w:rPr>
-        <w:t>;</w:t>
-      </w:r>
-    </w:p>
-    <w:p>
-      <w:pPr>
-        <w:spacing w:after="0" w:line="240" w:lineRule="auto"/>
-        <w:jc w:val="both"/>
-        <w:rPr>
-          <w:sz w:val="22"/>
-          <w:szCs w:val="22"/>
-        </w:rPr>
-      </w:pPr>
-      <w:r>
-        <w:rPr>
-          <w:sz w:val="22"/>
-          <w:szCs w:val="22"/>
-        </w:rPr>
-        <w:t>        top: -1px;</w:t>
-      </w:r>
-    </w:p>
-    <w:p>
-      <w:pPr>
-        <w:spacing w:after="0" w:line="240" w:lineRule="auto"/>
-        <w:jc w:val="both"/>
-        <w:rPr>
-          <w:sz w:val="22"/>
-          <w:szCs w:val="22"/>
-        </w:rPr>
-      </w:pPr>
-      <w:r>
-        <w:rPr>
-          <w:sz w:val="22"/>
-          <w:szCs w:val="22"/>
-        </w:rPr>
-        <w:t xml:space="preserve">        background-color: </w:t>
-      </w:r>
-      <w:proofErr w:type="spellStart"/>
-      <w:r>
-        <w:rPr>
-          <w:sz w:val="22"/>
-          <w:szCs w:val="22"/>
-        </w:rPr>
-        <w:t>gray</w:t>
-      </w:r>
-      <w:proofErr w:type="spellEnd"/>
-      <w:r>
-        <w:rPr>
-          <w:sz w:val="22"/>
-          <w:szCs w:val="22"/>
-        </w:rPr>
-        <w:t>;</w:t>
-      </w:r>
-    </w:p>
-    <w:p>
-      <w:pPr>
-        <w:spacing w:after="0" w:line="240" w:lineRule="auto"/>
-        <w:jc w:val="both"/>
-        <w:rPr>
-          <w:sz w:val="22"/>
-          <w:szCs w:val="22"/>
-        </w:rPr>
-      </w:pPr>
-      <w:r>
-        <w:rPr>
-          <w:sz w:val="22"/>
-          <w:szCs w:val="22"/>
-        </w:rPr>
-        <w:t xml:space="preserve">        color: </w:t>
-      </w:r>
-      <w:proofErr w:type="spellStart"/>
-      <w:r>
-        <w:rPr>
-          <w:sz w:val="22"/>
-          <w:szCs w:val="22"/>
-        </w:rPr>
-        <w:t>white</w:t>
-      </w:r>
-      <w:proofErr w:type="spellEnd"/>
-      <w:r>
-        <w:rPr>
-          <w:sz w:val="22"/>
-          <w:szCs w:val="22"/>
-        </w:rPr>
-        <w:t>;</w:t>
-      </w:r>
-    </w:p>
-    <w:p>
-      <w:pPr>
-        <w:spacing w:after="0" w:line="240" w:lineRule="auto"/>
-        <w:jc w:val="both"/>
-        <w:rPr>
-          <w:sz w:val="22"/>
-          <w:szCs w:val="22"/>
-        </w:rPr>
-      </w:pPr>
-      <w:r>
-        <w:rPr>
-          <w:sz w:val="22"/>
-          <w:szCs w:val="22"/>
-        </w:rPr>
-        <w:t>    }</w:t>
-      </w:r>
+      </w:pPr>
+      <w:r>
+        <w:rPr>
+          <w:b/>
+          <w:bCs/>
+          <w:sz w:val="22"/>
+          <w:szCs w:val="22"/>
+        </w:rPr>
+        <w:t>Tamanho padrão do iframe</w:t>
+      </w:r>
+    </w:p>
+    <w:p>
+      <w:pPr>
+        <w:spacing w:after="0" w:line="240" w:lineRule="auto"/>
+        <w:jc w:val="both"/>
+        <w:rPr>
+          <w:sz w:val="22"/>
+          <w:szCs w:val="22"/>
+        </w:rPr>
+      </w:pPr>
+    </w:p>
+    <w:p>
+      <w:pPr>
+        <w:spacing w:after="0" w:line="240" w:lineRule="auto"/>
+        <w:jc w:val="both"/>
+        <w:rPr>
+          <w:sz w:val="22"/>
+          <w:szCs w:val="22"/>
+        </w:rPr>
+      </w:pPr>
+      <w:r>
+        <w:rPr>
+          <w:sz w:val="22"/>
+          <w:szCs w:val="22"/>
+        </w:rPr>
+        <w:t>Tamanho padrão 300x150</w:t>
+      </w:r>
+    </w:p>
+    <w:p>
+      <w:pPr>
+        <w:spacing w:after="0" w:line="240" w:lineRule="auto"/>
+        <w:jc w:val="both"/>
+        <w:rPr>
+          <w:sz w:val="22"/>
+          <w:szCs w:val="22"/>
+        </w:rPr>
+      </w:pPr>
     </w:p>
     <w:p>
       <w:pPr>
@@ -19290,7 +19334,7 @@
   <w:style w:type="paragraph" w:default="1" w:styleId="Normal">
     <w:name w:val="Normal"/>
     <w:qFormat/>
-    <w:rsid w:val="00FB31F7"/>
+    <w:rsid w:val="00C67C29"/>
   </w:style>
   <w:style w:type="paragraph" w:styleId="Ttulo1">
     <w:name w:val="heading 1"/>

--- a/Estudo de HTML e CSS.docx
+++ b/Estudo de HTML e CSS.docx
@@ -9464,58 +9464,14 @@
           <w:sz w:val="22"/>
           <w:szCs w:val="22"/>
         </w:rPr>
-        <w:t>="</w:t>
-      </w:r>
-      <w:r>
-        <w:rPr>
-          <w:b/>
-          <w:bCs/>
-          <w:sz w:val="22"/>
-          <w:szCs w:val="22"/>
-        </w:rPr>
-        <w:t xml:space="preserve"> </w:t>
-      </w:r>
-      <w:r>
-        <w:rPr>
-          <w:sz w:val="22"/>
-          <w:szCs w:val="22"/>
-        </w:rPr>
-        <w:t>Sandbox</w:t>
-      </w:r>
-      <w:r>
-        <w:rPr>
-          <w:sz w:val="22"/>
-          <w:szCs w:val="22"/>
-        </w:rPr>
-        <w:t xml:space="preserve"> </w:t>
-      </w:r>
-      <w:r>
-        <w:rPr>
-          <w:sz w:val="22"/>
-          <w:szCs w:val="22"/>
-        </w:rPr>
-        <w:t>"</w:t>
-      </w:r>
-      <w:r>
-        <w:rPr>
-          <w:sz w:val="22"/>
-          <w:szCs w:val="22"/>
-        </w:rPr>
-        <w:t xml:space="preserve"> e </w:t>
-      </w:r>
-      <w:r>
-        <w:rPr>
-          <w:sz w:val="22"/>
-          <w:szCs w:val="22"/>
-        </w:rPr>
-        <w:t>referrerpolicy</w:t>
-      </w:r>
-      <w:r>
-        <w:rPr>
-          <w:sz w:val="22"/>
-          <w:szCs w:val="22"/>
-        </w:rPr>
-        <w:t xml:space="preserve"> são para tornar iframes mais seguras</w:t>
+        <w:t xml:space="preserve">=" </w:t>
+      </w:r>
+      <w:r>
+        <w:rPr>
+          <w:sz w:val="22"/>
+          <w:szCs w:val="22"/>
+        </w:rPr>
+        <w:t>Sandbox " e referrerpolicy são para tornar iframes mais seguras</w:t>
       </w:r>
     </w:p>
     <w:p>
@@ -9568,6 +9524,557 @@
           <w:szCs w:val="22"/>
         </w:rPr>
         <w:t>    &lt;/iframe&gt;</w:t>
+      </w:r>
+    </w:p>
+    <w:p>
+      <w:pPr>
+        <w:spacing w:after="0" w:line="240" w:lineRule="auto"/>
+        <w:jc w:val="both"/>
+        <w:rPr>
+          <w:sz w:val="22"/>
+          <w:szCs w:val="22"/>
+        </w:rPr>
+      </w:pPr>
+    </w:p>
+    <w:p>
+      <w:pPr>
+        <w:spacing w:after="0" w:line="240" w:lineRule="auto"/>
+        <w:jc w:val="both"/>
+        <w:rPr>
+          <w:sz w:val="22"/>
+          <w:szCs w:val="22"/>
+        </w:rPr>
+      </w:pPr>
+    </w:p>
+    <w:p>
+      <w:pPr>
+        <w:spacing w:after="0" w:line="240" w:lineRule="auto"/>
+        <w:jc w:val="both"/>
+        <w:rPr>
+          <w:sz w:val="22"/>
+          <w:szCs w:val="22"/>
+        </w:rPr>
+      </w:pPr>
+    </w:p>
+    <w:p>
+      <w:pPr>
+        <w:spacing w:after="0" w:line="240" w:lineRule="auto"/>
+        <w:jc w:val="both"/>
+        <w:rPr>
+          <w:sz w:val="22"/>
+          <w:szCs w:val="22"/>
+        </w:rPr>
+      </w:pPr>
+    </w:p>
+    <w:p>
+      <w:pPr>
+        <w:spacing w:after="0" w:line="240" w:lineRule="auto"/>
+        <w:jc w:val="both"/>
+        <w:rPr>
+          <w:sz w:val="22"/>
+          <w:szCs w:val="22"/>
+        </w:rPr>
+      </w:pPr>
+    </w:p>
+    <w:p>
+      <w:pPr>
+        <w:spacing w:after="0" w:line="240" w:lineRule="auto"/>
+        <w:jc w:val="both"/>
+        <w:rPr>
+          <w:sz w:val="22"/>
+          <w:szCs w:val="22"/>
+        </w:rPr>
+      </w:pPr>
+    </w:p>
+    <w:p>
+      <w:pPr>
+        <w:shd w:val="clear" w:color="auto" w:fill="A5A5A5" w:themeFill="accent3"/>
+        <w:spacing w:after="0" w:line="240" w:lineRule="auto"/>
+        <w:jc w:val="both"/>
+        <w:rPr>
+          <w:b/>
+          <w:bCs/>
+          <w:sz w:val="22"/>
+          <w:szCs w:val="22"/>
+        </w:rPr>
+      </w:pPr>
+      <w:r>
+        <w:rPr>
+          <w:b/>
+          <w:bCs/>
+          <w:sz w:val="22"/>
+          <w:szCs w:val="22"/>
+        </w:rPr>
+        <w:t>Fazendo formulário</w:t>
+      </w:r>
+    </w:p>
+    <w:p>
+      <w:pPr>
+        <w:spacing w:after="0" w:line="240" w:lineRule="auto"/>
+        <w:jc w:val="both"/>
+        <w:rPr>
+          <w:sz w:val="22"/>
+          <w:szCs w:val="22"/>
+        </w:rPr>
+      </w:pPr>
+    </w:p>
+    <w:p>
+      <w:pPr>
+        <w:spacing w:after="0" w:line="240" w:lineRule="auto"/>
+        <w:jc w:val="both"/>
+        <w:rPr>
+          <w:sz w:val="22"/>
+          <w:szCs w:val="22"/>
+        </w:rPr>
+      </w:pPr>
+      <w:r>
+        <w:rPr>
+          <w:sz w:val="22"/>
+          <w:szCs w:val="22"/>
+        </w:rPr>
+        <w:t>    &lt;form action="cadastro.php" method="get"&gt;</w:t>
+      </w:r>
+    </w:p>
+    <w:p>
+      <w:pPr>
+        <w:spacing w:after="0" w:line="240" w:lineRule="auto"/>
+        <w:jc w:val="both"/>
+        <w:rPr>
+          <w:sz w:val="22"/>
+          <w:szCs w:val="22"/>
+        </w:rPr>
+      </w:pPr>
+      <w:r>
+        <w:rPr>
+          <w:sz w:val="22"/>
+          <w:szCs w:val="22"/>
+        </w:rPr>
+        <w:t>        &lt;p&gt;</w:t>
+      </w:r>
+    </w:p>
+    <w:p>
+      <w:pPr>
+        <w:spacing w:after="0" w:line="240" w:lineRule="auto"/>
+        <w:jc w:val="both"/>
+        <w:rPr>
+          <w:sz w:val="22"/>
+          <w:szCs w:val="22"/>
+        </w:rPr>
+      </w:pPr>
+      <w:r>
+        <w:rPr>
+          <w:sz w:val="22"/>
+          <w:szCs w:val="22"/>
+        </w:rPr>
+        <w:t>            &lt;label for="inome"&gt;Nome&lt;/label&gt;</w:t>
+      </w:r>
+    </w:p>
+    <w:p>
+      <w:pPr>
+        <w:spacing w:after="0" w:line="240" w:lineRule="auto"/>
+        <w:jc w:val="both"/>
+        <w:rPr>
+          <w:sz w:val="22"/>
+          <w:szCs w:val="22"/>
+        </w:rPr>
+      </w:pPr>
+      <w:r>
+        <w:rPr>
+          <w:sz w:val="22"/>
+          <w:szCs w:val="22"/>
+        </w:rPr>
+        <w:t>            &lt;input type="text" name="nome" id="inome" required maxlength="30"</w:t>
+      </w:r>
+    </w:p>
+    <w:p>
+      <w:pPr>
+        <w:spacing w:after="0" w:line="240" w:lineRule="auto"/>
+        <w:jc w:val="both"/>
+        <w:rPr>
+          <w:sz w:val="22"/>
+          <w:szCs w:val="22"/>
+        </w:rPr>
+      </w:pPr>
+      <w:r>
+        <w:rPr>
+          <w:sz w:val="22"/>
+          <w:szCs w:val="22"/>
+        </w:rPr>
+        <w:t>            placeholder="Nome completo" autocomplete="name"&gt;</w:t>
+      </w:r>
+    </w:p>
+    <w:p>
+      <w:pPr>
+        <w:spacing w:after="0" w:line="240" w:lineRule="auto"/>
+        <w:jc w:val="both"/>
+        <w:rPr>
+          <w:sz w:val="22"/>
+          <w:szCs w:val="22"/>
+        </w:rPr>
+      </w:pPr>
+      <w:r>
+        <w:rPr>
+          <w:sz w:val="22"/>
+          <w:szCs w:val="22"/>
+        </w:rPr>
+        <w:t>        &lt;/p&gt;</w:t>
+      </w:r>
+    </w:p>
+    <w:p>
+      <w:pPr>
+        <w:spacing w:after="0" w:line="240" w:lineRule="auto"/>
+        <w:jc w:val="both"/>
+        <w:rPr>
+          <w:sz w:val="22"/>
+          <w:szCs w:val="22"/>
+        </w:rPr>
+      </w:pPr>
+      <w:r>
+        <w:rPr>
+          <w:sz w:val="22"/>
+          <w:szCs w:val="22"/>
+        </w:rPr>
+        <w:t>        &lt;p&gt;</w:t>
+      </w:r>
+    </w:p>
+    <w:p>
+      <w:pPr>
+        <w:spacing w:after="0" w:line="240" w:lineRule="auto"/>
+        <w:jc w:val="both"/>
+        <w:rPr>
+          <w:sz w:val="22"/>
+          <w:szCs w:val="22"/>
+        </w:rPr>
+      </w:pPr>
+      <w:r>
+        <w:rPr>
+          <w:sz w:val="22"/>
+          <w:szCs w:val="22"/>
+        </w:rPr>
+        <w:t>            &lt;label for="imedia"&gt;Média&lt;/label&gt;</w:t>
+      </w:r>
+    </w:p>
+    <w:p>
+      <w:pPr>
+        <w:spacing w:after="0" w:line="240" w:lineRule="auto"/>
+        <w:jc w:val="both"/>
+        <w:rPr>
+          <w:sz w:val="22"/>
+          <w:szCs w:val="22"/>
+        </w:rPr>
+      </w:pPr>
+      <w:r>
+        <w:rPr>
+          <w:sz w:val="22"/>
+          <w:szCs w:val="22"/>
+        </w:rPr>
+        <w:t>            &lt;input type="number" name="media" id="imedia" min="0" max="10" placeholder="0 a 10" step="0.1" required value="5"&gt;</w:t>
+      </w:r>
+    </w:p>
+    <w:p>
+      <w:pPr>
+        <w:spacing w:after="0" w:line="240" w:lineRule="auto"/>
+        <w:jc w:val="both"/>
+        <w:rPr>
+          <w:sz w:val="22"/>
+          <w:szCs w:val="22"/>
+        </w:rPr>
+      </w:pPr>
+      <w:r>
+        <w:rPr>
+          <w:sz w:val="22"/>
+          <w:szCs w:val="22"/>
+        </w:rPr>
+        <w:t>        &lt;/p&gt;</w:t>
+      </w:r>
+    </w:p>
+    <w:p>
+      <w:pPr>
+        <w:spacing w:after="0" w:line="240" w:lineRule="auto"/>
+        <w:jc w:val="both"/>
+        <w:rPr>
+          <w:sz w:val="22"/>
+          <w:szCs w:val="22"/>
+        </w:rPr>
+      </w:pPr>
+      <w:r>
+        <w:rPr>
+          <w:sz w:val="22"/>
+          <w:szCs w:val="22"/>
+        </w:rPr>
+        <w:t>        &lt;p&gt;</w:t>
+      </w:r>
+    </w:p>
+    <w:p>
+      <w:pPr>
+        <w:spacing w:after="0" w:line="240" w:lineRule="auto"/>
+        <w:jc w:val="both"/>
+        <w:rPr>
+          <w:sz w:val="22"/>
+          <w:szCs w:val="22"/>
+        </w:rPr>
+      </w:pPr>
+      <w:r>
+        <w:rPr>
+          <w:sz w:val="22"/>
+          <w:szCs w:val="22"/>
+        </w:rPr>
+        <w:t>            &lt;label for="imes"&gt;Período letivo&lt;/label&gt;</w:t>
+      </w:r>
+    </w:p>
+    <w:p>
+      <w:pPr>
+        <w:spacing w:after="0" w:line="240" w:lineRule="auto"/>
+        <w:jc w:val="both"/>
+        <w:rPr>
+          <w:sz w:val="22"/>
+          <w:szCs w:val="22"/>
+        </w:rPr>
+      </w:pPr>
+      <w:r>
+        <w:rPr>
+          <w:sz w:val="22"/>
+          <w:szCs w:val="22"/>
+        </w:rPr>
+        <w:t>            &lt;input type="month" name="mes" id="imes" value="2025-10"&gt;</w:t>
+      </w:r>
+    </w:p>
+    <w:p>
+      <w:pPr>
+        <w:spacing w:after="0" w:line="240" w:lineRule="auto"/>
+        <w:jc w:val="both"/>
+        <w:rPr>
+          <w:sz w:val="22"/>
+          <w:szCs w:val="22"/>
+        </w:rPr>
+      </w:pPr>
+      <w:r>
+        <w:rPr>
+          <w:sz w:val="22"/>
+          <w:szCs w:val="22"/>
+        </w:rPr>
+        <w:t>        &lt;/p&gt;</w:t>
+      </w:r>
+    </w:p>
+    <w:p>
+      <w:pPr>
+        <w:spacing w:after="0" w:line="240" w:lineRule="auto"/>
+        <w:jc w:val="both"/>
+        <w:rPr>
+          <w:sz w:val="22"/>
+          <w:szCs w:val="22"/>
+        </w:rPr>
+      </w:pPr>
+      <w:r>
+        <w:rPr>
+          <w:sz w:val="22"/>
+          <w:szCs w:val="22"/>
+        </w:rPr>
+        <w:t>        &lt;p&gt;</w:t>
+      </w:r>
+    </w:p>
+    <w:p>
+      <w:pPr>
+        <w:spacing w:after="0" w:line="240" w:lineRule="auto"/>
+        <w:jc w:val="both"/>
+        <w:rPr>
+          <w:sz w:val="22"/>
+          <w:szCs w:val="22"/>
+        </w:rPr>
+      </w:pPr>
+      <w:r>
+        <w:rPr>
+          <w:sz w:val="22"/>
+          <w:szCs w:val="22"/>
+        </w:rPr>
+        <w:t>            &lt;label for="idia"&gt;Dia da proba&lt;/label&gt;</w:t>
+      </w:r>
+    </w:p>
+    <w:p>
+      <w:pPr>
+        <w:spacing w:after="0" w:line="240" w:lineRule="auto"/>
+        <w:jc w:val="both"/>
+        <w:rPr>
+          <w:sz w:val="22"/>
+          <w:szCs w:val="22"/>
+        </w:rPr>
+      </w:pPr>
+      <w:r>
+        <w:rPr>
+          <w:sz w:val="22"/>
+          <w:szCs w:val="22"/>
+        </w:rPr>
+        <w:t>            &lt;input type="date" name="dia" id="idia" value="2020-07-14"&gt;</w:t>
+      </w:r>
+    </w:p>
+    <w:p>
+      <w:pPr>
+        <w:spacing w:after="0" w:line="240" w:lineRule="auto"/>
+        <w:jc w:val="both"/>
+        <w:rPr>
+          <w:sz w:val="22"/>
+          <w:szCs w:val="22"/>
+        </w:rPr>
+      </w:pPr>
+      <w:r>
+        <w:rPr>
+          <w:sz w:val="22"/>
+          <w:szCs w:val="22"/>
+        </w:rPr>
+        <w:t>        &lt;/p&gt;</w:t>
+      </w:r>
+    </w:p>
+    <w:p>
+      <w:pPr>
+        <w:spacing w:after="0" w:line="240" w:lineRule="auto"/>
+        <w:jc w:val="both"/>
+        <w:rPr>
+          <w:sz w:val="22"/>
+          <w:szCs w:val="22"/>
+        </w:rPr>
+      </w:pPr>
+      <w:r>
+        <w:rPr>
+          <w:sz w:val="22"/>
+          <w:szCs w:val="22"/>
+        </w:rPr>
+        <w:t>        &lt;p&gt;</w:t>
+      </w:r>
+    </w:p>
+    <w:p>
+      <w:pPr>
+        <w:spacing w:after="0" w:line="240" w:lineRule="auto"/>
+        <w:jc w:val="both"/>
+        <w:rPr>
+          <w:sz w:val="22"/>
+          <w:szCs w:val="22"/>
+        </w:rPr>
+      </w:pPr>
+      <w:r>
+        <w:rPr>
+          <w:sz w:val="22"/>
+          <w:szCs w:val="22"/>
+        </w:rPr>
+        <w:t>            &lt;label for="ihora"&gt;Horário da prova&lt;/label&gt;</w:t>
+      </w:r>
+    </w:p>
+    <w:p>
+      <w:pPr>
+        <w:spacing w:after="0" w:line="240" w:lineRule="auto"/>
+        <w:jc w:val="both"/>
+        <w:rPr>
+          <w:sz w:val="22"/>
+          <w:szCs w:val="22"/>
+        </w:rPr>
+      </w:pPr>
+      <w:r>
+        <w:rPr>
+          <w:sz w:val="22"/>
+          <w:szCs w:val="22"/>
+        </w:rPr>
+        <w:t>            &lt;input type="time" name="hora" id="ihora"&gt;</w:t>
+      </w:r>
+    </w:p>
+    <w:p>
+      <w:pPr>
+        <w:spacing w:after="0" w:line="240" w:lineRule="auto"/>
+        <w:jc w:val="both"/>
+        <w:rPr>
+          <w:sz w:val="22"/>
+          <w:szCs w:val="22"/>
+        </w:rPr>
+      </w:pPr>
+      <w:r>
+        <w:rPr>
+          <w:sz w:val="22"/>
+          <w:szCs w:val="22"/>
+        </w:rPr>
+        <w:t>        &lt;/p&gt;</w:t>
+      </w:r>
+    </w:p>
+    <w:p>
+      <w:pPr>
+        <w:spacing w:after="0" w:line="240" w:lineRule="auto"/>
+        <w:jc w:val="both"/>
+        <w:rPr>
+          <w:sz w:val="22"/>
+          <w:szCs w:val="22"/>
+        </w:rPr>
+      </w:pPr>
+      <w:r>
+        <w:rPr>
+          <w:sz w:val="22"/>
+          <w:szCs w:val="22"/>
+        </w:rPr>
+        <w:t>        &lt;p&gt;</w:t>
+      </w:r>
+    </w:p>
+    <w:p>
+      <w:pPr>
+        <w:spacing w:after="0" w:line="240" w:lineRule="auto"/>
+        <w:jc w:val="both"/>
+        <w:rPr>
+          <w:sz w:val="22"/>
+          <w:szCs w:val="22"/>
+        </w:rPr>
+      </w:pPr>
+      <w:r>
+        <w:rPr>
+          <w:sz w:val="22"/>
+          <w:szCs w:val="22"/>
+        </w:rPr>
+        <w:t>            &lt;input type="submit" value="Enviar"&gt;</w:t>
+      </w:r>
+    </w:p>
+    <w:p>
+      <w:pPr>
+        <w:spacing w:after="0" w:line="240" w:lineRule="auto"/>
+        <w:jc w:val="both"/>
+        <w:rPr>
+          <w:sz w:val="22"/>
+          <w:szCs w:val="22"/>
+        </w:rPr>
+      </w:pPr>
+      <w:r>
+        <w:rPr>
+          <w:sz w:val="22"/>
+          <w:szCs w:val="22"/>
+        </w:rPr>
+        <w:t>            &lt;input type="reset" value="Limpar"&gt;</w:t>
+      </w:r>
+    </w:p>
+    <w:p>
+      <w:pPr>
+        <w:spacing w:after="0" w:line="240" w:lineRule="auto"/>
+        <w:jc w:val="both"/>
+        <w:rPr>
+          <w:sz w:val="22"/>
+          <w:szCs w:val="22"/>
+        </w:rPr>
+      </w:pPr>
+      <w:r>
+        <w:rPr>
+          <w:sz w:val="22"/>
+          <w:szCs w:val="22"/>
+        </w:rPr>
+        <w:t>        &lt;/p&gt;</w:t>
+      </w:r>
+    </w:p>
+    <w:p>
+      <w:pPr>
+        <w:spacing w:after="0" w:line="240" w:lineRule="auto"/>
+        <w:jc w:val="both"/>
+        <w:rPr>
+          <w:sz w:val="22"/>
+          <w:szCs w:val="22"/>
+        </w:rPr>
+      </w:pPr>
+      <w:r>
+        <w:rPr>
+          <w:sz w:val="22"/>
+          <w:szCs w:val="22"/>
+        </w:rPr>
+        <w:t>    &lt;/form&gt;</w:t>
       </w:r>
     </w:p>
     <w:p>
@@ -12579,7 +13086,7 @@
   <w:style w:type="paragraph" w:default="1" w:styleId="Normal">
     <w:name w:val="Normal"/>
     <w:qFormat/>
-    <w:rsid w:val="00DC1180"/>
+    <w:rsid w:val="00662AEF"/>
   </w:style>
   <w:style w:type="paragraph" w:styleId="Ttulo1">
     <w:name w:val="heading 1"/>

--- a/Estudo de HTML e CSS.docx
+++ b/Estudo de HTML e CSS.docx
@@ -16092,23 +16092,7 @@
           <w:sz w:val="22"/>
           <w:szCs w:val="22"/>
         </w:rPr>
-        <w:t xml:space="preserve"> &gt;</w:t>
-      </w:r>
-      <w:proofErr w:type="spellStart"/>
-      <w:r>
-        <w:rPr>
-          <w:sz w:val="22"/>
-          <w:szCs w:val="22"/>
-        </w:rPr>
-        <w:t>tr</w:t>
-      </w:r>
-      <w:proofErr w:type="spellEnd"/>
-      <w:r>
-        <w:rPr>
-          <w:sz w:val="22"/>
-          <w:szCs w:val="22"/>
-        </w:rPr>
-        <w:t xml:space="preserve"> &gt; </w:t>
+        <w:t xml:space="preserve"> &gt;tr &gt; </w:t>
       </w:r>
       <w:proofErr w:type="spellStart"/>
       <w:proofErr w:type="gramStart"/>
@@ -18014,6 +17998,28 @@
     </w:p>
     <w:p>
       <w:pPr>
+        <w:shd w:val="clear" w:color="auto" w:fill="A5A5A5" w:themeFill="accent3"/>
+        <w:spacing w:after="0" w:line="240" w:lineRule="auto"/>
+        <w:jc w:val="both"/>
+        <w:rPr>
+          <w:b/>
+          <w:bCs/>
+          <w:sz w:val="22"/>
+          <w:szCs w:val="22"/>
+        </w:rPr>
+      </w:pPr>
+      <w:r>
+        <w:rPr>
+          <w:b/>
+          <w:bCs/>
+          <w:sz w:val="22"/>
+          <w:szCs w:val="22"/>
+        </w:rPr>
+        <w:t>Alinha conteúdo dentro do eixo principal</w:t>
+      </w:r>
+    </w:p>
+    <w:p>
+      <w:pPr>
         <w:spacing w:after="0" w:line="240" w:lineRule="auto"/>
         <w:jc w:val="both"/>
         <w:rPr>
@@ -18089,6 +18095,38 @@
           <w:szCs w:val="22"/>
         </w:rPr>
       </w:pPr>
+    </w:p>
+    <w:p>
+      <w:pPr>
+        <w:shd w:val="clear" w:color="auto" w:fill="A5A5A5" w:themeFill="accent3"/>
+        <w:spacing w:after="0" w:line="240" w:lineRule="auto"/>
+        <w:jc w:val="both"/>
+        <w:rPr>
+          <w:b/>
+          <w:bCs/>
+          <w:sz w:val="22"/>
+          <w:szCs w:val="22"/>
+        </w:rPr>
+      </w:pPr>
+      <w:r>
+        <w:rPr>
+          <w:b/>
+          <w:bCs/>
+          <w:sz w:val="22"/>
+          <w:szCs w:val="22"/>
+        </w:rPr>
+        <w:t>Alinha itens dentro do eixo transversal</w:t>
+      </w:r>
+    </w:p>
+    <w:p>
+      <w:pPr>
+        <w:spacing w:after="0" w:line="240" w:lineRule="auto"/>
+        <w:jc w:val="both"/>
+        <w:rPr>
+          <w:sz w:val="22"/>
+          <w:szCs w:val="22"/>
+        </w:rPr>
+      </w:pPr>
       <w:proofErr w:type="spellStart"/>
       <w:r>
         <w:rPr>
@@ -18115,6 +18153,38 @@
           <w:szCs w:val="22"/>
         </w:rPr>
       </w:pPr>
+    </w:p>
+    <w:p>
+      <w:pPr>
+        <w:shd w:val="clear" w:color="auto" w:fill="A5A5A5" w:themeFill="accent3"/>
+        <w:spacing w:after="0" w:line="240" w:lineRule="auto"/>
+        <w:jc w:val="both"/>
+        <w:rPr>
+          <w:b/>
+          <w:bCs/>
+          <w:sz w:val="22"/>
+          <w:szCs w:val="22"/>
+        </w:rPr>
+      </w:pPr>
+      <w:r>
+        <w:rPr>
+          <w:b/>
+          <w:bCs/>
+          <w:sz w:val="22"/>
+          <w:szCs w:val="22"/>
+        </w:rPr>
+        <w:t>Alinha os elementos na linha transversal quando estão empacotados</w:t>
+      </w:r>
+    </w:p>
+    <w:p>
+      <w:pPr>
+        <w:spacing w:after="0" w:line="240" w:lineRule="auto"/>
+        <w:jc w:val="both"/>
+        <w:rPr>
+          <w:sz w:val="22"/>
+          <w:szCs w:val="22"/>
+        </w:rPr>
+      </w:pPr>
       <w:proofErr w:type="spellStart"/>
       <w:r>
         <w:rPr>
@@ -18150,6 +18220,197 @@
     </w:p>
     <w:p>
       <w:pPr>
+        <w:pStyle w:val="PargrafodaLista"/>
+        <w:numPr>
+          <w:ilvl w:val="0"/>
+          <w:numId w:val="18"/>
+        </w:numPr>
+        <w:spacing w:after="0" w:line="240" w:lineRule="auto"/>
+        <w:jc w:val="both"/>
+        <w:rPr>
+          <w:sz w:val="22"/>
+          <w:szCs w:val="22"/>
+        </w:rPr>
+      </w:pPr>
+      <w:proofErr w:type="spellStart"/>
+      <w:r>
+        <w:rPr>
+          <w:sz w:val="22"/>
+          <w:szCs w:val="22"/>
+        </w:rPr>
+        <w:t>stretch</w:t>
+      </w:r>
+      <w:proofErr w:type="spellEnd"/>
+      <w:r>
+        <w:rPr>
+          <w:sz w:val="22"/>
+          <w:szCs w:val="22"/>
+        </w:rPr>
+        <w:t xml:space="preserve"> – valor padrão</w:t>
+      </w:r>
+    </w:p>
+    <w:p>
+      <w:pPr>
+        <w:pStyle w:val="PargrafodaLista"/>
+        <w:numPr>
+          <w:ilvl w:val="0"/>
+          <w:numId w:val="18"/>
+        </w:numPr>
+        <w:spacing w:after="0" w:line="240" w:lineRule="auto"/>
+        <w:jc w:val="both"/>
+        <w:rPr>
+          <w:sz w:val="22"/>
+          <w:szCs w:val="22"/>
+        </w:rPr>
+      </w:pPr>
+      <w:proofErr w:type="spellStart"/>
+      <w:r>
+        <w:rPr>
+          <w:sz w:val="22"/>
+          <w:szCs w:val="22"/>
+        </w:rPr>
+        <w:t>flex</w:t>
+      </w:r>
+      <w:proofErr w:type="spellEnd"/>
+      <w:r>
+        <w:rPr>
+          <w:sz w:val="22"/>
+          <w:szCs w:val="22"/>
+        </w:rPr>
+        <w:t>-start</w:t>
+      </w:r>
+    </w:p>
+    <w:p>
+      <w:pPr>
+        <w:pStyle w:val="PargrafodaLista"/>
+        <w:numPr>
+          <w:ilvl w:val="0"/>
+          <w:numId w:val="18"/>
+        </w:numPr>
+        <w:spacing w:after="0" w:line="240" w:lineRule="auto"/>
+        <w:jc w:val="both"/>
+        <w:rPr>
+          <w:sz w:val="22"/>
+          <w:szCs w:val="22"/>
+        </w:rPr>
+      </w:pPr>
+      <w:proofErr w:type="spellStart"/>
+      <w:r>
+        <w:rPr>
+          <w:sz w:val="22"/>
+          <w:szCs w:val="22"/>
+        </w:rPr>
+        <w:t>flex-end</w:t>
+      </w:r>
+      <w:proofErr w:type="spellEnd"/>
+    </w:p>
+    <w:p>
+      <w:pPr>
+        <w:pStyle w:val="PargrafodaLista"/>
+        <w:numPr>
+          <w:ilvl w:val="0"/>
+          <w:numId w:val="18"/>
+        </w:numPr>
+        <w:spacing w:after="0" w:line="240" w:lineRule="auto"/>
+        <w:jc w:val="both"/>
+        <w:rPr>
+          <w:sz w:val="22"/>
+          <w:szCs w:val="22"/>
+        </w:rPr>
+      </w:pPr>
+      <w:r>
+        <w:rPr>
+          <w:sz w:val="22"/>
+          <w:szCs w:val="22"/>
+        </w:rPr>
+        <w:t>center</w:t>
+      </w:r>
+    </w:p>
+    <w:p>
+      <w:pPr>
+        <w:pStyle w:val="PargrafodaLista"/>
+        <w:numPr>
+          <w:ilvl w:val="0"/>
+          <w:numId w:val="18"/>
+        </w:numPr>
+        <w:spacing w:after="0" w:line="240" w:lineRule="auto"/>
+        <w:jc w:val="both"/>
+        <w:rPr>
+          <w:sz w:val="22"/>
+          <w:szCs w:val="22"/>
+        </w:rPr>
+      </w:pPr>
+      <w:proofErr w:type="spellStart"/>
+      <w:r>
+        <w:rPr>
+          <w:sz w:val="22"/>
+          <w:szCs w:val="22"/>
+        </w:rPr>
+        <w:t>space-between</w:t>
+      </w:r>
+      <w:proofErr w:type="spellEnd"/>
+    </w:p>
+    <w:p>
+      <w:pPr>
+        <w:pStyle w:val="PargrafodaLista"/>
+        <w:numPr>
+          <w:ilvl w:val="0"/>
+          <w:numId w:val="18"/>
+        </w:numPr>
+        <w:spacing w:after="0" w:line="240" w:lineRule="auto"/>
+        <w:jc w:val="both"/>
+        <w:rPr>
+          <w:sz w:val="22"/>
+          <w:szCs w:val="22"/>
+        </w:rPr>
+      </w:pPr>
+      <w:proofErr w:type="spellStart"/>
+      <w:r>
+        <w:rPr>
+          <w:sz w:val="22"/>
+          <w:szCs w:val="22"/>
+        </w:rPr>
+        <w:lastRenderedPageBreak/>
+        <w:t>space-evenly</w:t>
+      </w:r>
+      <w:proofErr w:type="spellEnd"/>
+    </w:p>
+    <w:p>
+      <w:pPr>
+        <w:pStyle w:val="PargrafodaLista"/>
+        <w:numPr>
+          <w:ilvl w:val="0"/>
+          <w:numId w:val="18"/>
+        </w:numPr>
+        <w:spacing w:after="0" w:line="240" w:lineRule="auto"/>
+        <w:jc w:val="both"/>
+        <w:rPr>
+          <w:sz w:val="22"/>
+          <w:szCs w:val="22"/>
+        </w:rPr>
+      </w:pPr>
+      <w:proofErr w:type="spellStart"/>
+      <w:r>
+        <w:rPr>
+          <w:sz w:val="22"/>
+          <w:szCs w:val="22"/>
+        </w:rPr>
+        <w:t>space-around</w:t>
+      </w:r>
+      <w:proofErr w:type="spellEnd"/>
+    </w:p>
+    <w:p>
+      <w:pPr>
+        <w:spacing w:after="0" w:line="240" w:lineRule="auto"/>
+        <w:jc w:val="both"/>
+        <w:rPr>
+          <w:sz w:val="22"/>
+          <w:szCs w:val="22"/>
+        </w:rPr>
+      </w:pPr>
+    </w:p>
+    <w:p>
+      <w:pPr>
         <w:spacing w:after="0" w:line="240" w:lineRule="auto"/>
         <w:jc w:val="both"/>
         <w:rPr>
@@ -18181,21 +18442,7 @@
           <w:sz w:val="22"/>
           <w:szCs w:val="22"/>
         </w:rPr>
-        <w:t xml:space="preserve">-self: </w:t>
-      </w:r>
-      <w:r>
-        <w:rPr>
-          <w:sz w:val="22"/>
-          <w:szCs w:val="22"/>
-        </w:rPr>
-        <w:t>auto</w:t>
-      </w:r>
-      <w:r>
-        <w:rPr>
-          <w:sz w:val="22"/>
-          <w:szCs w:val="22"/>
-        </w:rPr>
-        <w:t>;</w:t>
+        <w:t>-self: auto;</w:t>
       </w:r>
     </w:p>
     <w:p>
@@ -18269,6 +18516,119 @@
 <file path=word/numbering.xml><?xml version="1.0" encoding="utf-8"?>
 <w:numbering xmlns:wpc="http://schemas.microsoft.com/office/word/2010/wordprocessingCanvas" xmlns:cx="http://schemas.microsoft.com/office/drawing/2014/chartex" xmlns:cx1="http://schemas.microsoft.com/office/drawing/2015/9/8/chartex" xmlns:cx2="http://schemas.microsoft.com/office/drawing/2015/10/21/chartex" xmlns:cx3="http://schemas.microsoft.com/office/drawing/2016/5/9/chartex" xmlns:cx4="http://schemas.microsoft.com/office/drawing/2016/5/10/chartex" xmlns:cx5="http://schemas.microsoft.com/office/drawing/2016/5/11/chartex" xmlns:cx6="http://schemas.microsoft.com/office/drawing/2016/5/12/chartex" xmlns:cx7="http://schemas.microsoft.com/office/drawing/2016/5/13/chartex" xmlns:cx8="http://schemas.microsoft.com/office/drawing/2016/5/14/chartex" xmlns:mc="http://schemas.openxmlformats.org/markup-compatibility/2006" xmlns:aink="http://schemas.microsoft.com/office/drawing/2016/ink" xmlns:am3d="http://schemas.microsoft.com/office/drawing/2017/model3d" xmlns:o="urn:schemas-microsoft-com:office:office" xmlns:oel="http://schemas.microsoft.com/office/2019/extlst" xmlns:r="http://schemas.openxmlformats.org/officeDocument/2006/relationships" xmlns:m="http://schemas.openxmlformats.org/officeDocument/2006/math" xmlns:v="urn:schemas-microsoft-com:vml" xmlns:wp14="http://schemas.microsoft.com/office/word/2010/wordprocessingDrawing" xmlns:wp="http://schemas.openxmlformats.org/drawingml/2006/wordprocessingDrawing" xmlns:w10="urn:schemas-microsoft-com:office:word" xmlns:w="http://schemas.openxmlformats.org/wordprocessingml/2006/main" xmlns:w14="http://schemas.microsoft.com/office/word/2010/wordml" xmlns:w15="http://schemas.microsoft.com/office/word/2012/wordml" xmlns:w16cex="http://schemas.microsoft.com/office/word/2018/wordml/cex" xmlns:w16cid="http://schemas.microsoft.com/office/word/2016/wordml/cid" xmlns:w16="http://schemas.microsoft.com/office/word/2018/wordml" xmlns:w16du="http://schemas.microsoft.com/office/word/2023/wordml/word16du" xmlns:w16sdtdh="http://schemas.microsoft.com/office/word/2020/wordml/sdtdatahash" xmlns:w16sdtfl="http://schemas.microsoft.com/office/word/2024/wordml/sdtformatlock" xmlns:w16se="http://schemas.microsoft.com/office/word/2015/wordml/symex" xmlns:wpg="http://schemas.microsoft.com/office/word/2010/wordprocessingGroup" xmlns:wpi="http://schemas.microsoft.com/office/word/2010/wordprocessingInk" xmlns:wne="http://schemas.microsoft.com/office/word/2006/wordml" xmlns:wps="http://schemas.microsoft.com/office/word/2010/wordprocessingShape" mc:Ignorable="w14 w15 w16se w16cid w16 w16cex w16sdtdh w16sdtfl w16du wp14">
   <w:abstractNum w:abstractNumId="0" w15:restartNumberingAfterBreak="0">
+    <w:nsid w:val="196D2C6D"/>
+    <w:multiLevelType w:val="hybridMultilevel"/>
+    <w:tmpl w:val="25DA6080"/>
+    <w:lvl w:ilvl="0" w:tplc="04160001">
+      <w:start w:val="1"/>
+      <w:numFmt w:val="bullet"/>
+      <w:lvlText w:val=""/>
+      <w:lvlJc w:val="left"/>
+      <w:pPr>
+        <w:ind w:left="720" w:hanging="360"/>
+      </w:pPr>
+      <w:rPr>
+        <w:rFonts w:ascii="Symbol" w:hAnsi="Symbol" w:hint="default"/>
+      </w:rPr>
+    </w:lvl>
+    <w:lvl w:ilvl="1" w:tplc="04160003" w:tentative="1">
+      <w:start w:val="1"/>
+      <w:numFmt w:val="bullet"/>
+      <w:lvlText w:val="o"/>
+      <w:lvlJc w:val="left"/>
+      <w:pPr>
+        <w:ind w:left="1440" w:hanging="360"/>
+      </w:pPr>
+      <w:rPr>
+        <w:rFonts w:ascii="Courier New" w:hAnsi="Courier New" w:cs="Courier New" w:hint="default"/>
+      </w:rPr>
+    </w:lvl>
+    <w:lvl w:ilvl="2" w:tplc="04160005" w:tentative="1">
+      <w:start w:val="1"/>
+      <w:numFmt w:val="bullet"/>
+      <w:lvlText w:val=""/>
+      <w:lvlJc w:val="left"/>
+      <w:pPr>
+        <w:ind w:left="2160" w:hanging="360"/>
+      </w:pPr>
+      <w:rPr>
+        <w:rFonts w:ascii="Wingdings" w:hAnsi="Wingdings" w:hint="default"/>
+      </w:rPr>
+    </w:lvl>
+    <w:lvl w:ilvl="3" w:tplc="04160001" w:tentative="1">
+      <w:start w:val="1"/>
+      <w:numFmt w:val="bullet"/>
+      <w:lvlText w:val=""/>
+      <w:lvlJc w:val="left"/>
+      <w:pPr>
+        <w:ind w:left="2880" w:hanging="360"/>
+      </w:pPr>
+      <w:rPr>
+        <w:rFonts w:ascii="Symbol" w:hAnsi="Symbol" w:hint="default"/>
+      </w:rPr>
+    </w:lvl>
+    <w:lvl w:ilvl="4" w:tplc="04160003" w:tentative="1">
+      <w:start w:val="1"/>
+      <w:numFmt w:val="bullet"/>
+      <w:lvlText w:val="o"/>
+      <w:lvlJc w:val="left"/>
+      <w:pPr>
+        <w:ind w:left="3600" w:hanging="360"/>
+      </w:pPr>
+      <w:rPr>
+        <w:rFonts w:ascii="Courier New" w:hAnsi="Courier New" w:cs="Courier New" w:hint="default"/>
+      </w:rPr>
+    </w:lvl>
+    <w:lvl w:ilvl="5" w:tplc="04160005" w:tentative="1">
+      <w:start w:val="1"/>
+      <w:numFmt w:val="bullet"/>
+      <w:lvlText w:val=""/>
+      <w:lvlJc w:val="left"/>
+      <w:pPr>
+        <w:ind w:left="4320" w:hanging="360"/>
+      </w:pPr>
+      <w:rPr>
+        <w:rFonts w:ascii="Wingdings" w:hAnsi="Wingdings" w:hint="default"/>
+      </w:rPr>
+    </w:lvl>
+    <w:lvl w:ilvl="6" w:tplc="04160001" w:tentative="1">
+      <w:start w:val="1"/>
+      <w:numFmt w:val="bullet"/>
+      <w:lvlText w:val=""/>
+      <w:lvlJc w:val="left"/>
+      <w:pPr>
+        <w:ind w:left="5040" w:hanging="360"/>
+      </w:pPr>
+      <w:rPr>
+        <w:rFonts w:ascii="Symbol" w:hAnsi="Symbol" w:hint="default"/>
+      </w:rPr>
+    </w:lvl>
+    <w:lvl w:ilvl="7" w:tplc="04160003" w:tentative="1">
+      <w:start w:val="1"/>
+      <w:numFmt w:val="bullet"/>
+      <w:lvlText w:val="o"/>
+      <w:lvlJc w:val="left"/>
+      <w:pPr>
+        <w:ind w:left="5760" w:hanging="360"/>
+      </w:pPr>
+      <w:rPr>
+        <w:rFonts w:ascii="Courier New" w:hAnsi="Courier New" w:cs="Courier New" w:hint="default"/>
+      </w:rPr>
+    </w:lvl>
+    <w:lvl w:ilvl="8" w:tplc="04160005" w:tentative="1">
+      <w:start w:val="1"/>
+      <w:numFmt w:val="bullet"/>
+      <w:lvlText w:val=""/>
+      <w:lvlJc w:val="left"/>
+      <w:pPr>
+        <w:ind w:left="6480" w:hanging="360"/>
+      </w:pPr>
+      <w:rPr>
+        <w:rFonts w:ascii="Wingdings" w:hAnsi="Wingdings" w:hint="default"/>
+      </w:rPr>
+    </w:lvl>
+  </w:abstractNum>
+  <w:abstractNum w:abstractNumId="1" w15:restartNumberingAfterBreak="0">
     <w:nsid w:val="24701AF6"/>
     <w:multiLevelType w:val="multilevel"/>
     <w:tmpl w:val="0B60C9BC"/>
@@ -18417,7 +18777,7 @@
       </w:rPr>
     </w:lvl>
   </w:abstractNum>
-  <w:abstractNum w:abstractNumId="1" w15:restartNumberingAfterBreak="0">
+  <w:abstractNum w:abstractNumId="2" w15:restartNumberingAfterBreak="0">
     <w:nsid w:val="24AD3894"/>
     <w:multiLevelType w:val="multilevel"/>
     <w:tmpl w:val="81CE4176"/>
@@ -18566,7 +18926,7 @@
       </w:rPr>
     </w:lvl>
   </w:abstractNum>
-  <w:abstractNum w:abstractNumId="2" w15:restartNumberingAfterBreak="0">
+  <w:abstractNum w:abstractNumId="3" w15:restartNumberingAfterBreak="0">
     <w:nsid w:val="275C20EE"/>
     <w:multiLevelType w:val="multilevel"/>
     <w:tmpl w:val="1872220E"/>
@@ -18715,7 +19075,7 @@
       </w:rPr>
     </w:lvl>
   </w:abstractNum>
-  <w:abstractNum w:abstractNumId="3" w15:restartNumberingAfterBreak="0">
+  <w:abstractNum w:abstractNumId="4" w15:restartNumberingAfterBreak="0">
     <w:nsid w:val="2B8B2FF0"/>
     <w:multiLevelType w:val="multilevel"/>
     <w:tmpl w:val="9E86F6E8"/>
@@ -18864,7 +19224,7 @@
       </w:rPr>
     </w:lvl>
   </w:abstractNum>
-  <w:abstractNum w:abstractNumId="4" w15:restartNumberingAfterBreak="0">
+  <w:abstractNum w:abstractNumId="5" w15:restartNumberingAfterBreak="0">
     <w:nsid w:val="2F6C7193"/>
     <w:multiLevelType w:val="multilevel"/>
     <w:tmpl w:val="CF8231D2"/>
@@ -19013,7 +19373,7 @@
       </w:rPr>
     </w:lvl>
   </w:abstractNum>
-  <w:abstractNum w:abstractNumId="5" w15:restartNumberingAfterBreak="0">
+  <w:abstractNum w:abstractNumId="6" w15:restartNumberingAfterBreak="0">
     <w:nsid w:val="316663D0"/>
     <w:multiLevelType w:val="multilevel"/>
     <w:tmpl w:val="F99EB858"/>
@@ -19162,7 +19522,7 @@
       </w:rPr>
     </w:lvl>
   </w:abstractNum>
-  <w:abstractNum w:abstractNumId="6" w15:restartNumberingAfterBreak="0">
+  <w:abstractNum w:abstractNumId="7" w15:restartNumberingAfterBreak="0">
     <w:nsid w:val="3ABA2ADE"/>
     <w:multiLevelType w:val="multilevel"/>
     <w:tmpl w:val="845881F8"/>
@@ -19311,7 +19671,7 @@
       </w:rPr>
     </w:lvl>
   </w:abstractNum>
-  <w:abstractNum w:abstractNumId="7" w15:restartNumberingAfterBreak="0">
+  <w:abstractNum w:abstractNumId="8" w15:restartNumberingAfterBreak="0">
     <w:nsid w:val="3B696FF6"/>
     <w:multiLevelType w:val="multilevel"/>
     <w:tmpl w:val="1AE0508A"/>
@@ -19460,7 +19820,7 @@
       </w:rPr>
     </w:lvl>
   </w:abstractNum>
-  <w:abstractNum w:abstractNumId="8" w15:restartNumberingAfterBreak="0">
+  <w:abstractNum w:abstractNumId="9" w15:restartNumberingAfterBreak="0">
     <w:nsid w:val="414818EA"/>
     <w:multiLevelType w:val="multilevel"/>
     <w:tmpl w:val="E6A00850"/>
@@ -19609,7 +19969,7 @@
       </w:rPr>
     </w:lvl>
   </w:abstractNum>
-  <w:abstractNum w:abstractNumId="9" w15:restartNumberingAfterBreak="0">
+  <w:abstractNum w:abstractNumId="10" w15:restartNumberingAfterBreak="0">
     <w:nsid w:val="451D3C2F"/>
     <w:multiLevelType w:val="multilevel"/>
     <w:tmpl w:val="231AF790"/>
@@ -19758,7 +20118,7 @@
       </w:rPr>
     </w:lvl>
   </w:abstractNum>
-  <w:abstractNum w:abstractNumId="10" w15:restartNumberingAfterBreak="0">
+  <w:abstractNum w:abstractNumId="11" w15:restartNumberingAfterBreak="0">
     <w:nsid w:val="527E033C"/>
     <w:multiLevelType w:val="multilevel"/>
     <w:tmpl w:val="95CA0FD0"/>
@@ -19907,7 +20267,7 @@
       </w:rPr>
     </w:lvl>
   </w:abstractNum>
-  <w:abstractNum w:abstractNumId="11" w15:restartNumberingAfterBreak="0">
+  <w:abstractNum w:abstractNumId="12" w15:restartNumberingAfterBreak="0">
     <w:nsid w:val="5BA756E6"/>
     <w:multiLevelType w:val="multilevel"/>
     <w:tmpl w:val="F30EEDE8"/>
@@ -20056,7 +20416,7 @@
       </w:rPr>
     </w:lvl>
   </w:abstractNum>
-  <w:abstractNum w:abstractNumId="12" w15:restartNumberingAfterBreak="0">
+  <w:abstractNum w:abstractNumId="13" w15:restartNumberingAfterBreak="0">
     <w:nsid w:val="5D611745"/>
     <w:multiLevelType w:val="multilevel"/>
     <w:tmpl w:val="D26E4EAE"/>
@@ -20205,7 +20565,7 @@
       </w:rPr>
     </w:lvl>
   </w:abstractNum>
-  <w:abstractNum w:abstractNumId="13" w15:restartNumberingAfterBreak="0">
+  <w:abstractNum w:abstractNumId="14" w15:restartNumberingAfterBreak="0">
     <w:nsid w:val="6D1934FD"/>
     <w:multiLevelType w:val="multilevel"/>
     <w:tmpl w:val="3006A484"/>
@@ -20354,7 +20714,7 @@
       </w:rPr>
     </w:lvl>
   </w:abstractNum>
-  <w:abstractNum w:abstractNumId="14" w15:restartNumberingAfterBreak="0">
+  <w:abstractNum w:abstractNumId="15" w15:restartNumberingAfterBreak="0">
     <w:nsid w:val="764200E4"/>
     <w:multiLevelType w:val="multilevel"/>
     <w:tmpl w:val="A074FE08"/>
@@ -20503,7 +20863,7 @@
       </w:rPr>
     </w:lvl>
   </w:abstractNum>
-  <w:abstractNum w:abstractNumId="15" w15:restartNumberingAfterBreak="0">
+  <w:abstractNum w:abstractNumId="16" w15:restartNumberingAfterBreak="0">
     <w:nsid w:val="7B5F3AB2"/>
     <w:multiLevelType w:val="multilevel"/>
     <w:tmpl w:val="F3EC634C"/>
@@ -20652,7 +21012,7 @@
       </w:rPr>
     </w:lvl>
   </w:abstractNum>
-  <w:abstractNum w:abstractNumId="16" w15:restartNumberingAfterBreak="0">
+  <w:abstractNum w:abstractNumId="17" w15:restartNumberingAfterBreak="0">
     <w:nsid w:val="7D2E11DA"/>
     <w:multiLevelType w:val="multilevel"/>
     <w:tmpl w:val="3D9628F4"/>
@@ -20802,55 +21162,58 @@
     </w:lvl>
   </w:abstractNum>
   <w:num w:numId="1" w16cid:durableId="1571845496">
+    <w:abstractNumId w:val="2"/>
+  </w:num>
+  <w:num w:numId="2" w16cid:durableId="798180883">
+    <w:abstractNumId w:val="12"/>
+  </w:num>
+  <w:num w:numId="3" w16cid:durableId="1665473440">
+    <w:abstractNumId w:val="16"/>
+  </w:num>
+  <w:num w:numId="4" w16cid:durableId="1839149117">
+    <w:abstractNumId w:val="14"/>
+  </w:num>
+  <w:num w:numId="5" w16cid:durableId="265188974">
+    <w:abstractNumId w:val="11"/>
+  </w:num>
+  <w:num w:numId="6" w16cid:durableId="334266110">
+    <w:abstractNumId w:val="8"/>
+  </w:num>
+  <w:num w:numId="7" w16cid:durableId="2022319967">
+    <w:abstractNumId w:val="3"/>
+  </w:num>
+  <w:num w:numId="8" w16cid:durableId="1199314001">
+    <w:abstractNumId w:val="6"/>
+  </w:num>
+  <w:num w:numId="9" w16cid:durableId="1340158410">
+    <w:abstractNumId w:val="5"/>
+  </w:num>
+  <w:num w:numId="10" w16cid:durableId="22293113">
+    <w:abstractNumId w:val="13"/>
+  </w:num>
+  <w:num w:numId="11" w16cid:durableId="1676689046">
     <w:abstractNumId w:val="1"/>
   </w:num>
-  <w:num w:numId="2" w16cid:durableId="798180883">
-    <w:abstractNumId w:val="11"/>
+  <w:num w:numId="12" w16cid:durableId="32116219">
+    <w:abstractNumId w:val="10"/>
   </w:num>
-  <w:num w:numId="3" w16cid:durableId="1665473440">
+  <w:num w:numId="13" w16cid:durableId="938411724">
+    <w:abstractNumId w:val="17"/>
+  </w:num>
+  <w:num w:numId="14" w16cid:durableId="531264363">
     <w:abstractNumId w:val="15"/>
   </w:num>
-  <w:num w:numId="4" w16cid:durableId="1839149117">
-    <w:abstractNumId w:val="13"/>
+  <w:num w:numId="15" w16cid:durableId="1644043864">
+    <w:abstractNumId w:val="4"/>
   </w:num>
-  <w:num w:numId="5" w16cid:durableId="265188974">
-    <w:abstractNumId w:val="10"/>
+  <w:num w:numId="16" w16cid:durableId="748844291">
+    <w:abstractNumId w:val="9"/>
   </w:num>
-  <w:num w:numId="6" w16cid:durableId="334266110">
+  <w:num w:numId="17" w16cid:durableId="1086879455">
     <w:abstractNumId w:val="7"/>
   </w:num>
-  <w:num w:numId="7" w16cid:durableId="2022319967">
-    <w:abstractNumId w:val="2"/>
-  </w:num>
-  <w:num w:numId="8" w16cid:durableId="1199314001">
-    <w:abstractNumId w:val="5"/>
-  </w:num>
-  <w:num w:numId="9" w16cid:durableId="1340158410">
-    <w:abstractNumId w:val="4"/>
-  </w:num>
-  <w:num w:numId="10" w16cid:durableId="22293113">
-    <w:abstractNumId w:val="12"/>
-  </w:num>
-  <w:num w:numId="11" w16cid:durableId="1676689046">
+  <w:num w:numId="18" w16cid:durableId="1795980583">
     <w:abstractNumId w:val="0"/>
-  </w:num>
-  <w:num w:numId="12" w16cid:durableId="32116219">
-    <w:abstractNumId w:val="9"/>
-  </w:num>
-  <w:num w:numId="13" w16cid:durableId="938411724">
-    <w:abstractNumId w:val="16"/>
-  </w:num>
-  <w:num w:numId="14" w16cid:durableId="531264363">
-    <w:abstractNumId w:val="14"/>
-  </w:num>
-  <w:num w:numId="15" w16cid:durableId="1644043864">
-    <w:abstractNumId w:val="3"/>
-  </w:num>
-  <w:num w:numId="16" w16cid:durableId="748844291">
-    <w:abstractNumId w:val="8"/>
-  </w:num>
-  <w:num w:numId="17" w16cid:durableId="1086879455">
-    <w:abstractNumId w:val="6"/>
   </w:num>
 </w:numbering>
 </file>
@@ -21459,6 +21822,7 @@
   <w:style w:type="character" w:default="1" w:styleId="Fontepargpadro">
     <w:name w:val="Default Paragraph Font"/>
     <w:uiPriority w:val="1"/>
+    <w:semiHidden/>
     <w:unhideWhenUsed/>
   </w:style>
   <w:style w:type="table" w:default="1" w:styleId="Tabelanormal">
